--- a/lessons/4-1/downloads/reveal/teacher/4.1-homework-packet-level-1.docx
+++ b/lessons/4-1/downloads/reveal/teacher/4.1-homework-packet-level-1.docx
@@ -15,8 +15,8 @@
         <w:rPr>
           <w:rFonts w:ascii="Avenir Next" w:hAnsi="Avenir Next" w:cs="Avenir Next" w:eastAsia="Avenir Next"/>
           <w:color w:val="1A1A1A"/>
-          <w:sz w:val="22"/>
-          <w:szCs w:val="22"/>
+          <w:sz w:val="23"/>
+          <w:szCs w:val="23"/>
         </w:rPr>
         <w:t xml:space="preserve">Name</w:t>
       </w:r>
@@ -24,8 +24,8 @@
         <w:rPr>
           <w:rFonts w:ascii="Avenir Next" w:hAnsi="Avenir Next" w:cs="Avenir Next" w:eastAsia="Avenir Next"/>
           <w:color w:val="1A1A1A"/>
-          <w:sz w:val="22"/>
-          <w:szCs w:val="22"/>
+          <w:sz w:val="23"/>
+          <w:szCs w:val="23"/>
         </w:rPr>
         <w:tab/>
       </w:r>
@@ -33,8 +33,8 @@
         <w:rPr>
           <w:rFonts w:ascii="Avenir Next" w:hAnsi="Avenir Next" w:cs="Avenir Next" w:eastAsia="Avenir Next"/>
           <w:color w:val="1A1A1A"/>
-          <w:sz w:val="22"/>
-          <w:szCs w:val="22"/>
+          <w:sz w:val="23"/>
+          <w:szCs w:val="23"/>
         </w:rPr>
         <w:t xml:space="preserve">   Date</w:t>
       </w:r>
@@ -42,8 +42,8 @@
         <w:rPr>
           <w:rFonts w:ascii="Avenir Next" w:hAnsi="Avenir Next" w:cs="Avenir Next" w:eastAsia="Avenir Next"/>
           <w:color w:val="1A1A1A"/>
-          <w:sz w:val="22"/>
-          <w:szCs w:val="22"/>
+          <w:sz w:val="23"/>
+          <w:szCs w:val="23"/>
         </w:rPr>
         <w:tab/>
       </w:r>
@@ -51,8 +51,8 @@
         <w:rPr>
           <w:rFonts w:ascii="Avenir Next" w:hAnsi="Avenir Next" w:cs="Avenir Next" w:eastAsia="Avenir Next"/>
           <w:color w:val="1A1A1A"/>
-          <w:sz w:val="22"/>
-          <w:szCs w:val="22"/>
+          <w:sz w:val="23"/>
+          <w:szCs w:val="23"/>
         </w:rPr>
         <w:t xml:space="preserve">   Period</w:t>
       </w:r>
@@ -60,8 +60,8 @@
         <w:rPr>
           <w:rFonts w:ascii="Avenir Next" w:hAnsi="Avenir Next" w:cs="Avenir Next" w:eastAsia="Avenir Next"/>
           <w:color w:val="1A1A1A"/>
-          <w:sz w:val="22"/>
-          <w:szCs w:val="22"/>
+          <w:sz w:val="23"/>
+          <w:szCs w:val="23"/>
         </w:rPr>
         <w:tab/>
       </w:r>
@@ -78,8 +78,8 @@
           <w:caps/>
           <w:color w:val="003A70"/>
           <w:spacing w:val="12"/>
-          <w:sz w:val="21"/>
-          <w:szCs w:val="21"/>
+          <w:sz w:val="22"/>
+          <w:szCs w:val="22"/>
         </w:rPr>
         <w:t xml:space="preserve">Lesson 4-1  ·  Homework Packet  ·  Level 1  ·  Sheet 1 of 2</w:t>
       </w:r>
@@ -114,7 +114,7 @@
           <w:sz w:val="17"/>
           <w:szCs w:val="17"/>
         </w:rPr>
-        <w:t xml:space="preserve">Maryland Standard 6.RP.A.3c   ·   Learning target — I can write a ratio as a percent by finding the equivalent ratio out of 100.</w:t>
+        <w:t xml:space="preserve">Maryland Standard 6.AT.4   ·   Learning target — I can write a ratio as a percent by finding the equivalent ratio out of 100.</w:t>
       </w:r>
     </w:p>
     <w:p>
@@ -185,8 +185,8 @@
                 <w:rFonts w:ascii="Avenir Next" w:hAnsi="Avenir Next" w:cs="Avenir Next" w:eastAsia="Avenir Next"/>
                 <w:b/>
                 <w:color w:val="003A70"/>
-                <w:sz w:val="18"/>
-                <w:szCs w:val="18"/>
+                <w:sz w:val="22"/>
+                <w:szCs w:val="22"/>
               </w:rPr>
               <w:t xml:space="preserve">•</w:t>
             </w:r>
@@ -194,8 +194,8 @@
               <w:rPr>
                 <w:rFonts w:ascii="Avenir Next" w:hAnsi="Avenir Next" w:cs="Avenir Next" w:eastAsia="Avenir Next"/>
                 <w:color w:val="1A1A1A"/>
-                <w:sz w:val="18"/>
-                <w:szCs w:val="18"/>
+                <w:sz w:val="22"/>
+                <w:szCs w:val="22"/>
               </w:rPr>
               <w:tab/>
             </w:r>
@@ -204,8 +204,8 @@
                 <w:rFonts w:ascii="Avenir Next" w:hAnsi="Avenir Next" w:cs="Avenir Next" w:eastAsia="Avenir Next"/>
                 <w:b/>
                 <w:color w:val="1A1A1A"/>
-                <w:sz w:val="18"/>
-                <w:szCs w:val="18"/>
+                <w:sz w:val="22"/>
+                <w:szCs w:val="22"/>
               </w:rPr>
               <w:t xml:space="preserve">Percent</w:t>
             </w:r>
@@ -213,8 +213,8 @@
               <w:rPr>
                 <w:rFonts w:ascii="Avenir Next" w:hAnsi="Avenir Next" w:cs="Avenir Next" w:eastAsia="Avenir Next"/>
                 <w:color w:val="1A1A1A"/>
-                <w:sz w:val="18"/>
-                <w:szCs w:val="18"/>
+                <w:sz w:val="22"/>
+                <w:szCs w:val="22"/>
               </w:rPr>
               <w:t xml:space="preserve"> means “per hundred.” 37% = 37 out of 100.</w:t>
             </w:r>
@@ -232,8 +232,8 @@
                 <w:rFonts w:ascii="Avenir Next" w:hAnsi="Avenir Next" w:cs="Avenir Next" w:eastAsia="Avenir Next"/>
                 <w:b/>
                 <w:color w:val="003A70"/>
-                <w:sz w:val="18"/>
-                <w:szCs w:val="18"/>
+                <w:sz w:val="22"/>
+                <w:szCs w:val="22"/>
               </w:rPr>
               <w:t xml:space="preserve">•</w:t>
             </w:r>
@@ -241,8 +241,8 @@
               <w:rPr>
                 <w:rFonts w:ascii="Avenir Next" w:hAnsi="Avenir Next" w:cs="Avenir Next" w:eastAsia="Avenir Next"/>
                 <w:color w:val="1A1A1A"/>
-                <w:sz w:val="18"/>
-                <w:szCs w:val="18"/>
+                <w:sz w:val="22"/>
+                <w:szCs w:val="22"/>
               </w:rPr>
               <w:tab/>
             </w:r>
@@ -250,8 +250,8 @@
               <w:rPr>
                 <w:rFonts w:ascii="Avenir Next" w:hAnsi="Avenir Next" w:cs="Avenir Next" w:eastAsia="Avenir Next"/>
                 <w:color w:val="1A1A1A"/>
-                <w:sz w:val="18"/>
-                <w:szCs w:val="18"/>
+                <w:sz w:val="22"/>
+                <w:szCs w:val="22"/>
               </w:rPr>
               <w:t xml:space="preserve">On a hundred grid, each square is </w:t>
             </w:r>
@@ -260,8 +260,8 @@
                 <w:rFonts w:ascii="Avenir Next" w:hAnsi="Avenir Next" w:cs="Avenir Next" w:eastAsia="Avenir Next"/>
                 <w:b/>
                 <w:color w:val="1A1A1A"/>
-                <w:sz w:val="18"/>
-                <w:szCs w:val="18"/>
+                <w:sz w:val="22"/>
+                <w:szCs w:val="22"/>
               </w:rPr>
               <w:t xml:space="preserve">1%</w:t>
             </w:r>
@@ -269,8 +269,8 @@
               <w:rPr>
                 <w:rFonts w:ascii="Avenir Next" w:hAnsi="Avenir Next" w:cs="Avenir Next" w:eastAsia="Avenir Next"/>
                 <w:color w:val="1A1A1A"/>
-                <w:sz w:val="18"/>
-                <w:szCs w:val="18"/>
+                <w:sz w:val="22"/>
+                <w:szCs w:val="22"/>
               </w:rPr>
               <w:t xml:space="preserve">.</w:t>
             </w:r>
@@ -288,8 +288,8 @@
                 <w:rFonts w:ascii="Avenir Next" w:hAnsi="Avenir Next" w:cs="Avenir Next" w:eastAsia="Avenir Next"/>
                 <w:b/>
                 <w:color w:val="003A70"/>
-                <w:sz w:val="18"/>
-                <w:szCs w:val="18"/>
+                <w:sz w:val="22"/>
+                <w:szCs w:val="22"/>
               </w:rPr>
               <w:t xml:space="preserve">•</w:t>
             </w:r>
@@ -297,8 +297,8 @@
               <w:rPr>
                 <w:rFonts w:ascii="Avenir Next" w:hAnsi="Avenir Next" w:cs="Avenir Next" w:eastAsia="Avenir Next"/>
                 <w:color w:val="1A1A1A"/>
-                <w:sz w:val="18"/>
-                <w:szCs w:val="18"/>
+                <w:sz w:val="22"/>
+                <w:szCs w:val="22"/>
               </w:rPr>
               <w:tab/>
             </w:r>
@@ -306,8 +306,8 @@
               <w:rPr>
                 <w:rFonts w:ascii="Avenir Next" w:hAnsi="Avenir Next" w:cs="Avenir Next" w:eastAsia="Avenir Next"/>
                 <w:color w:val="1A1A1A"/>
-                <w:sz w:val="18"/>
-                <w:szCs w:val="18"/>
+                <w:sz w:val="22"/>
+                <w:szCs w:val="22"/>
               </w:rPr>
               <w:t xml:space="preserve">Make an </w:t>
             </w:r>
@@ -316,8 +316,8 @@
                 <w:rFonts w:ascii="Avenir Next" w:hAnsi="Avenir Next" w:cs="Avenir Next" w:eastAsia="Avenir Next"/>
                 <w:b/>
                 <w:color w:val="1A1A1A"/>
-                <w:sz w:val="18"/>
-                <w:szCs w:val="18"/>
+                <w:sz w:val="22"/>
+                <w:szCs w:val="22"/>
               </w:rPr>
               <w:t xml:space="preserve">equivalent ratio</w:t>
             </w:r>
@@ -325,8 +325,8 @@
               <w:rPr>
                 <w:rFonts w:ascii="Avenir Next" w:hAnsi="Avenir Next" w:cs="Avenir Next" w:eastAsia="Avenir Next"/>
                 <w:color w:val="1A1A1A"/>
-                <w:sz w:val="18"/>
-                <w:szCs w:val="18"/>
+                <w:sz w:val="22"/>
+                <w:szCs w:val="22"/>
               </w:rPr>
               <w:t xml:space="preserve"> out of 100: multiply </w:t>
             </w:r>
@@ -335,8 +335,8 @@
                 <w:rFonts w:ascii="Avenir Next" w:hAnsi="Avenir Next" w:cs="Avenir Next" w:eastAsia="Avenir Next"/>
                 <w:b/>
                 <w:color w:val="1A1A1A"/>
-                <w:sz w:val="18"/>
-                <w:szCs w:val="18"/>
+                <w:sz w:val="22"/>
+                <w:szCs w:val="22"/>
               </w:rPr>
               <w:t xml:space="preserve">both</w:t>
             </w:r>
@@ -344,8 +344,8 @@
               <w:rPr>
                 <w:rFonts w:ascii="Avenir Next" w:hAnsi="Avenir Next" w:cs="Avenir Next" w:eastAsia="Avenir Next"/>
                 <w:color w:val="1A1A1A"/>
-                <w:sz w:val="18"/>
-                <w:szCs w:val="18"/>
+                <w:sz w:val="22"/>
+                <w:szCs w:val="22"/>
               </w:rPr>
               <w:t xml:space="preserve"> terms by the same number.</w:t>
             </w:r>
@@ -381,8 +381,8 @@
               <w:rPr>
                 <w:rFonts w:ascii="Avenir Next" w:hAnsi="Avenir Next" w:cs="Avenir Next" w:eastAsia="Avenir Next"/>
                 <w:color w:val="1A1A1A"/>
-                <w:sz w:val="17"/>
-                <w:szCs w:val="17"/>
+                <w:sz w:val="21"/>
+                <w:szCs w:val="21"/>
               </w:rPr>
               <w:t xml:space="preserve">Out of every 20 students, 7 ride the bus. What percent of the students ride the bus?</w:t>
             </w:r>
@@ -400,8 +400,8 @@
                 <w:rFonts w:ascii="Avenir Next" w:hAnsi="Avenir Next" w:cs="Avenir Next" w:eastAsia="Avenir Next"/>
                 <w:b/>
                 <w:color w:val="003A70"/>
-                <w:sz w:val="17"/>
-                <w:szCs w:val="17"/>
+                <w:sz w:val="21"/>
+                <w:szCs w:val="21"/>
               </w:rPr>
               <w:t xml:space="preserve">Step 1</w:t>
             </w:r>
@@ -409,8 +409,8 @@
               <w:rPr>
                 <w:rFonts w:ascii="Avenir Next" w:hAnsi="Avenir Next" w:cs="Avenir Next" w:eastAsia="Avenir Next"/>
                 <w:color w:val="1A1A1A"/>
-                <w:sz w:val="17"/>
-                <w:szCs w:val="17"/>
+                <w:sz w:val="21"/>
+                <w:szCs w:val="21"/>
               </w:rPr>
               <w:tab/>
             </w:r>
@@ -418,8 +418,8 @@
               <w:rPr>
                 <w:rFonts w:ascii="Avenir Next" w:hAnsi="Avenir Next" w:cs="Avenir Next" w:eastAsia="Avenir Next"/>
                 <w:color w:val="1A1A1A"/>
-                <w:sz w:val="17"/>
-                <w:szCs w:val="17"/>
+                <w:sz w:val="21"/>
+                <w:szCs w:val="21"/>
               </w:rPr>
               <w:t xml:space="preserve">20 × 5 = 100, so multiply both terms by 5.</w:t>
             </w:r>
@@ -437,8 +437,8 @@
                 <w:rFonts w:ascii="Avenir Next" w:hAnsi="Avenir Next" w:cs="Avenir Next" w:eastAsia="Avenir Next"/>
                 <w:b/>
                 <w:color w:val="003A70"/>
-                <w:sz w:val="17"/>
-                <w:szCs w:val="17"/>
+                <w:sz w:val="21"/>
+                <w:szCs w:val="21"/>
               </w:rPr>
               <w:t xml:space="preserve">Step 2</w:t>
             </w:r>
@@ -446,8 +446,8 @@
               <w:rPr>
                 <w:rFonts w:ascii="Avenir Next" w:hAnsi="Avenir Next" w:cs="Avenir Next" w:eastAsia="Avenir Next"/>
                 <w:color w:val="1A1A1A"/>
-                <w:sz w:val="17"/>
-                <w:szCs w:val="17"/>
+                <w:sz w:val="21"/>
+                <w:szCs w:val="21"/>
               </w:rPr>
               <w:tab/>
             </w:r>
@@ -455,8 +455,8 @@
               <w:rPr>
                 <w:rFonts w:ascii="Avenir Next" w:hAnsi="Avenir Next" w:cs="Avenir Next" w:eastAsia="Avenir Next"/>
                 <w:color w:val="1A1A1A"/>
-                <w:sz w:val="17"/>
-                <w:szCs w:val="17"/>
+                <w:sz w:val="21"/>
+                <w:szCs w:val="21"/>
               </w:rPr>
               <w:t xml:space="preserve">7 × 5 = 35, so 7 out of 20 = 35 out of 100.</w:t>
             </w:r>
@@ -474,8 +474,8 @@
                 <w:rFonts w:ascii="Avenir Next" w:hAnsi="Avenir Next" w:cs="Avenir Next" w:eastAsia="Avenir Next"/>
                 <w:b/>
                 <w:color w:val="003A70"/>
-                <w:sz w:val="17"/>
-                <w:szCs w:val="17"/>
+                <w:sz w:val="21"/>
+                <w:szCs w:val="21"/>
               </w:rPr>
               <w:t xml:space="preserve">Step 3</w:t>
             </w:r>
@@ -483,8 +483,8 @@
               <w:rPr>
                 <w:rFonts w:ascii="Avenir Next" w:hAnsi="Avenir Next" w:cs="Avenir Next" w:eastAsia="Avenir Next"/>
                 <w:color w:val="1A1A1A"/>
-                <w:sz w:val="17"/>
-                <w:szCs w:val="17"/>
+                <w:sz w:val="21"/>
+                <w:szCs w:val="21"/>
               </w:rPr>
               <w:tab/>
             </w:r>
@@ -492,8 +492,8 @@
               <w:rPr>
                 <w:rFonts w:ascii="Avenir Next" w:hAnsi="Avenir Next" w:cs="Avenir Next" w:eastAsia="Avenir Next"/>
                 <w:color w:val="1A1A1A"/>
-                <w:sz w:val="17"/>
-                <w:szCs w:val="17"/>
+                <w:sz w:val="21"/>
+                <w:szCs w:val="21"/>
               </w:rPr>
               <w:t xml:space="preserve">35 out of 100 = 35%.</w:t>
             </w:r>
@@ -511,8 +511,8 @@
                 <w:rFonts w:ascii="Avenir Next" w:hAnsi="Avenir Next" w:cs="Avenir Next" w:eastAsia="Avenir Next"/>
                 <w:b/>
                 <w:color w:val="1A1A1A"/>
-                <w:sz w:val="17"/>
-                <w:szCs w:val="17"/>
+                <w:sz w:val="21"/>
+                <w:szCs w:val="21"/>
               </w:rPr>
               <w:t xml:space="preserve">Answer</w:t>
             </w:r>
@@ -520,8 +520,8 @@
               <w:rPr>
                 <w:rFonts w:ascii="Avenir Next" w:hAnsi="Avenir Next" w:cs="Avenir Next" w:eastAsia="Avenir Next"/>
                 <w:color w:val="1A1A1A"/>
-                <w:sz w:val="17"/>
-                <w:szCs w:val="17"/>
+                <w:sz w:val="21"/>
+                <w:szCs w:val="21"/>
               </w:rPr>
               <w:tab/>
             </w:r>
@@ -530,8 +530,8 @@
                 <w:rFonts w:ascii="Avenir Next" w:hAnsi="Avenir Next" w:cs="Avenir Next" w:eastAsia="Avenir Next"/>
                 <w:b/>
                 <w:color w:val="1A1A1A"/>
-                <w:sz w:val="17"/>
-                <w:szCs w:val="17"/>
+                <w:sz w:val="21"/>
+                <w:szCs w:val="21"/>
               </w:rPr>
               <w:t xml:space="preserve">35%</w:t>
             </w:r>
@@ -603,17 +603,17 @@
                 <w:rFonts w:ascii="Avenir Next" w:hAnsi="Avenir Next" w:cs="Avenir Next" w:eastAsia="Avenir Next"/>
                 <w:b/>
                 <w:color w:val="1A1A1A"/>
-                <w:sz w:val="21"/>
-                <w:szCs w:val="21"/>
-              </w:rPr>
-              <w:t xml:space="preserve">percent</w:t>
+                <w:sz w:val="22"/>
+                <w:szCs w:val="22"/>
+              </w:rPr>
+              <w:t xml:space="preserve">percent (por ciento)</w:t>
             </w:r>
             <w:r>
               <w:rPr>
                 <w:rFonts w:ascii="Avenir Next" w:hAnsi="Avenir Next" w:cs="Avenir Next" w:eastAsia="Avenir Next"/>
                 <w:color w:val="5A5F66"/>
-                <w:sz w:val="21"/>
-                <w:szCs w:val="21"/>
+                <w:sz w:val="22"/>
+                <w:szCs w:val="22"/>
               </w:rPr>
               <w:t xml:space="preserve"> — </w:t>
             </w:r>
@@ -621,8 +621,8 @@
               <w:rPr>
                 <w:rFonts w:ascii="Avenir Next" w:hAnsi="Avenir Next" w:cs="Avenir Next" w:eastAsia="Avenir Next"/>
                 <w:color w:val="1A1A1A"/>
-                <w:sz w:val="21"/>
-                <w:szCs w:val="21"/>
+                <w:sz w:val="22"/>
+                <w:szCs w:val="22"/>
               </w:rPr>
               <w:t xml:space="preserve">out of 100</w:t>
             </w:r>
@@ -636,17 +636,17 @@
                 <w:rFonts w:ascii="Avenir Next" w:hAnsi="Avenir Next" w:cs="Avenir Next" w:eastAsia="Avenir Next"/>
                 <w:b/>
                 <w:color w:val="1A1A1A"/>
-                <w:sz w:val="21"/>
-                <w:szCs w:val="21"/>
-              </w:rPr>
-              <w:t xml:space="preserve">%</w:t>
+                <w:sz w:val="22"/>
+                <w:szCs w:val="22"/>
+              </w:rPr>
+              <w:t xml:space="preserve">% (signo de por ciento)</w:t>
             </w:r>
             <w:r>
               <w:rPr>
                 <w:rFonts w:ascii="Avenir Next" w:hAnsi="Avenir Next" w:cs="Avenir Next" w:eastAsia="Avenir Next"/>
                 <w:color w:val="5A5F66"/>
-                <w:sz w:val="21"/>
-                <w:szCs w:val="21"/>
+                <w:sz w:val="22"/>
+                <w:szCs w:val="22"/>
               </w:rPr>
               <w:t xml:space="preserve"> — </w:t>
             </w:r>
@@ -654,8 +654,8 @@
               <w:rPr>
                 <w:rFonts w:ascii="Avenir Next" w:hAnsi="Avenir Next" w:cs="Avenir Next" w:eastAsia="Avenir Next"/>
                 <w:color w:val="1A1A1A"/>
-                <w:sz w:val="21"/>
-                <w:szCs w:val="21"/>
+                <w:sz w:val="22"/>
+                <w:szCs w:val="22"/>
               </w:rPr>
               <w:t xml:space="preserve">the percent sign</w:t>
             </w:r>
@@ -680,17 +680,17 @@
                 <w:rFonts w:ascii="Avenir Next" w:hAnsi="Avenir Next" w:cs="Avenir Next" w:eastAsia="Avenir Next"/>
                 <w:b/>
                 <w:color w:val="1A1A1A"/>
-                <w:sz w:val="21"/>
-                <w:szCs w:val="21"/>
-              </w:rPr>
-              <w:t xml:space="preserve">whole</w:t>
+                <w:sz w:val="22"/>
+                <w:szCs w:val="22"/>
+              </w:rPr>
+              <w:t xml:space="preserve">whole (el entero)</w:t>
             </w:r>
             <w:r>
               <w:rPr>
                 <w:rFonts w:ascii="Avenir Next" w:hAnsi="Avenir Next" w:cs="Avenir Next" w:eastAsia="Avenir Next"/>
                 <w:color w:val="5A5F66"/>
-                <w:sz w:val="21"/>
-                <w:szCs w:val="21"/>
+                <w:sz w:val="22"/>
+                <w:szCs w:val="22"/>
               </w:rPr>
               <w:t xml:space="preserve"> — </w:t>
             </w:r>
@@ -698,8 +698,8 @@
               <w:rPr>
                 <w:rFonts w:ascii="Avenir Next" w:hAnsi="Avenir Next" w:cs="Avenir Next" w:eastAsia="Avenir Next"/>
                 <w:color w:val="1A1A1A"/>
-                <w:sz w:val="21"/>
-                <w:szCs w:val="21"/>
+                <w:sz w:val="22"/>
+                <w:szCs w:val="22"/>
               </w:rPr>
               <w:t xml:space="preserve">all of it; the whole is 100%</w:t>
             </w:r>
@@ -713,17 +713,17 @@
                 <w:rFonts w:ascii="Avenir Next" w:hAnsi="Avenir Next" w:cs="Avenir Next" w:eastAsia="Avenir Next"/>
                 <w:b/>
                 <w:color w:val="1A1A1A"/>
-                <w:sz w:val="21"/>
-                <w:szCs w:val="21"/>
-              </w:rPr>
-              <w:t xml:space="preserve">equivalent ratio</w:t>
+                <w:sz w:val="22"/>
+                <w:szCs w:val="22"/>
+              </w:rPr>
+              <w:t xml:space="preserve">equivalent ratio (razón equivalente)</w:t>
             </w:r>
             <w:r>
               <w:rPr>
                 <w:rFonts w:ascii="Avenir Next" w:hAnsi="Avenir Next" w:cs="Avenir Next" w:eastAsia="Avenir Next"/>
                 <w:color w:val="5A5F66"/>
-                <w:sz w:val="21"/>
-                <w:szCs w:val="21"/>
+                <w:sz w:val="22"/>
+                <w:szCs w:val="22"/>
               </w:rPr>
               <w:t xml:space="preserve"> — </w:t>
             </w:r>
@@ -731,8 +731,8 @@
               <w:rPr>
                 <w:rFonts w:ascii="Avenir Next" w:hAnsi="Avenir Next" w:cs="Avenir Next" w:eastAsia="Avenir Next"/>
                 <w:color w:val="1A1A1A"/>
-                <w:sz w:val="21"/>
-                <w:szCs w:val="21"/>
+                <w:sz w:val="22"/>
+                <w:szCs w:val="22"/>
               </w:rPr>
               <w:t xml:space="preserve">the same comparison with new numbers</w:t>
             </w:r>
@@ -750,6 +750,7 @@
           <w:tab w:val="right" w:pos="9504"/>
         </w:tabs>
         <w:spacing w:before="90" w:after="50" w:line="240" w:lineRule="auto"/>
+        <w:outlineLvl w:val="1"/>
       </w:pPr>
       <w:r>
         <w:rPr>
@@ -757,8 +758,8 @@
           <w:b/>
           <w:color w:val="003A70"/>
           <w:spacing w:val="14"/>
-          <w:sz w:val="21"/>
-          <w:szCs w:val="21"/>
+          <w:sz w:val="22"/>
+          <w:szCs w:val="22"/>
         </w:rPr>
         <w:t xml:space="preserve">PRACTICE</w:t>
       </w:r>
@@ -868,8 +869,8 @@
                       <w:rFonts w:ascii="Avenir Next" w:hAnsi="Avenir Next" w:cs="Avenir Next" w:eastAsia="Avenir Next"/>
                       <w:b/>
                       <w:color w:val="1A1A1A"/>
-                      <w:sz w:val="22"/>
-                      <w:szCs w:val="22"/>
+                      <w:sz w:val="24"/>
+                      <w:szCs w:val="24"/>
                     </w:rPr>
                     <w:t xml:space="preserve">1.</w:t>
                   </w:r>
@@ -877,8 +878,8 @@
                     <w:rPr>
                       <w:rFonts w:ascii="Avenir Next" w:hAnsi="Avenir Next" w:cs="Avenir Next" w:eastAsia="Avenir Next"/>
                       <w:color w:val="1A1A1A"/>
-                      <w:sz w:val="22"/>
-                      <w:szCs w:val="22"/>
+                      <w:sz w:val="24"/>
+                      <w:szCs w:val="24"/>
                     </w:rPr>
                     <w:tab/>
                   </w:r>
@@ -886,8 +887,8 @@
                     <w:rPr>
                       <w:rFonts w:ascii="Avenir Next" w:hAnsi="Avenir Next" w:cs="Avenir Next" w:eastAsia="Avenir Next"/>
                       <w:color w:val="1A1A1A"/>
-                      <w:sz w:val="22"/>
-                      <w:szCs w:val="22"/>
+                      <w:sz w:val="24"/>
+                      <w:szCs w:val="24"/>
                     </w:rPr>
                     <w:t xml:space="preserve">The grid has 100 equal squares.</w:t>
                   </w:r>
@@ -906,26 +907,26 @@
                       <w:rFonts w:ascii="Avenir Next" w:hAnsi="Avenir Next" w:cs="Avenir Next" w:eastAsia="Avenir Next"/>
                       <w:b/>
                       <w:color w:val="003A70"/>
-                      <w:sz w:val="18"/>
-                      <w:szCs w:val="18"/>
-                    </w:rPr>
-                    <w:t xml:space="preserve">Step 1</w:t>
-                  </w:r>
-                  <w:r>
-                    <w:rPr>
-                      <w:rFonts w:ascii="Avenir Next" w:hAnsi="Avenir Next" w:cs="Avenir Next" w:eastAsia="Avenir Next"/>
-                      <w:color w:val="1A1A1A"/>
-                      <w:sz w:val="18"/>
-                      <w:szCs w:val="18"/>
-                    </w:rPr>
-                    <w:tab/>
-                  </w:r>
-                  <w:r>
-                    <w:rPr>
-                      <w:rFonts w:ascii="Avenir Next" w:hAnsi="Avenir Next" w:cs="Avenir Next" w:eastAsia="Avenir Next"/>
-                      <w:color w:val="1A1A1A"/>
                       <w:sz w:val="21"/>
                       <w:szCs w:val="21"/>
+                    </w:rPr>
+                    <w:t xml:space="preserve">Step 1</w:t>
+                  </w:r>
+                  <w:r>
+                    <w:rPr>
+                      <w:rFonts w:ascii="Avenir Next" w:hAnsi="Avenir Next" w:cs="Avenir Next" w:eastAsia="Avenir Next"/>
+                      <w:color w:val="1A1A1A"/>
+                      <w:sz w:val="21"/>
+                      <w:szCs w:val="21"/>
+                    </w:rPr>
+                    <w:tab/>
+                  </w:r>
+                  <w:r>
+                    <w:rPr>
+                      <w:rFonts w:ascii="Avenir Next" w:hAnsi="Avenir Next" w:cs="Avenir Next" w:eastAsia="Avenir Next"/>
+                      <w:color w:val="1A1A1A"/>
+                      <w:sz w:val="22"/>
+                      <w:szCs w:val="22"/>
                     </w:rPr>
                     <w:t xml:space="preserve">Count the shaded squares. Each square is 1%.</w:t>
                   </w:r>
@@ -944,26 +945,26 @@
                       <w:rFonts w:ascii="Avenir Next" w:hAnsi="Avenir Next" w:cs="Avenir Next" w:eastAsia="Avenir Next"/>
                       <w:b/>
                       <w:color w:val="003A70"/>
-                      <w:sz w:val="18"/>
-                      <w:szCs w:val="18"/>
-                    </w:rPr>
-                    <w:t xml:space="preserve">Step 2</w:t>
-                  </w:r>
-                  <w:r>
-                    <w:rPr>
-                      <w:rFonts w:ascii="Avenir Next" w:hAnsi="Avenir Next" w:cs="Avenir Next" w:eastAsia="Avenir Next"/>
-                      <w:color w:val="1A1A1A"/>
-                      <w:sz w:val="18"/>
-                      <w:szCs w:val="18"/>
-                    </w:rPr>
-                    <w:tab/>
-                  </w:r>
-                  <w:r>
-                    <w:rPr>
-                      <w:rFonts w:ascii="Avenir Next" w:hAnsi="Avenir Next" w:cs="Avenir Next" w:eastAsia="Avenir Next"/>
-                      <w:color w:val="1A1A1A"/>
                       <w:sz w:val="21"/>
                       <w:szCs w:val="21"/>
+                    </w:rPr>
+                    <w:t xml:space="preserve">Step 2</w:t>
+                  </w:r>
+                  <w:r>
+                    <w:rPr>
+                      <w:rFonts w:ascii="Avenir Next" w:hAnsi="Avenir Next" w:cs="Avenir Next" w:eastAsia="Avenir Next"/>
+                      <w:color w:val="1A1A1A"/>
+                      <w:sz w:val="21"/>
+                      <w:szCs w:val="21"/>
+                    </w:rPr>
+                    <w:tab/>
+                  </w:r>
+                  <w:r>
+                    <w:rPr>
+                      <w:rFonts w:ascii="Avenir Next" w:hAnsi="Avenir Next" w:cs="Avenir Next" w:eastAsia="Avenir Next"/>
+                      <w:color w:val="1A1A1A"/>
+                      <w:sz w:val="22"/>
+                      <w:szCs w:val="22"/>
                     </w:rPr>
                     <w:t xml:space="preserve">Subtract from 100% to find the part not shaded.</w:t>
                   </w:r>
@@ -982,8 +983,8 @@
                       <w:rFonts w:ascii="Avenir Next" w:hAnsi="Avenir Next" w:cs="Avenir Next" w:eastAsia="Avenir Next"/>
                       <w:b/>
                       <w:color w:val="003A70"/>
-                      <w:sz w:val="22"/>
-                      <w:szCs w:val="22"/>
+                      <w:sz w:val="24"/>
+                      <w:szCs w:val="24"/>
                     </w:rPr>
                     <w:t xml:space="preserve">a.</w:t>
                   </w:r>
@@ -991,8 +992,8 @@
                     <w:rPr>
                       <w:rFonts w:ascii="Avenir Next" w:hAnsi="Avenir Next" w:cs="Avenir Next" w:eastAsia="Avenir Next"/>
                       <w:color w:val="1A1A1A"/>
-                      <w:sz w:val="22"/>
-                      <w:szCs w:val="22"/>
+                      <w:sz w:val="24"/>
+                      <w:szCs w:val="24"/>
                     </w:rPr>
                     <w:tab/>
                   </w:r>
@@ -1000,8 +1001,8 @@
                     <w:rPr>
                       <w:rFonts w:ascii="Avenir Next" w:hAnsi="Avenir Next" w:cs="Avenir Next" w:eastAsia="Avenir Next"/>
                       <w:color w:val="1A1A1A"/>
-                      <w:sz w:val="22"/>
-                      <w:szCs w:val="22"/>
+                      <w:sz w:val="24"/>
+                      <w:szCs w:val="24"/>
                     </w:rPr>
                     <w:t xml:space="preserve">What percent of the grid is shaded?</w:t>
                   </w:r>
@@ -1009,8 +1010,8 @@
                     <w:rPr>
                       <w:rFonts w:ascii="Avenir Next" w:hAnsi="Avenir Next" w:cs="Avenir Next" w:eastAsia="Avenir Next"/>
                       <w:color w:val="1A1A1A"/>
-                      <w:sz w:val="22"/>
-                      <w:szCs w:val="22"/>
+                      <w:sz w:val="24"/>
+                      <w:szCs w:val="24"/>
                     </w:rPr>
                     <w:t xml:space="preserve">  </w:t>
                   </w:r>
@@ -1018,8 +1019,8 @@
                     <w:rPr>
                       <w:rFonts w:ascii="Avenir Next" w:hAnsi="Avenir Next" w:cs="Avenir Next" w:eastAsia="Avenir Next"/>
                       <w:color w:val="1A1A1A"/>
-                      <w:sz w:val="22"/>
-                      <w:szCs w:val="22"/>
+                      <w:sz w:val="24"/>
+                      <w:szCs w:val="24"/>
                       <w:u w:val="single"/>
                     </w:rPr>
                     <w:t xml:space="preserve">                </w:t>
@@ -1028,8 +1029,8 @@
                     <w:rPr>
                       <w:rFonts w:ascii="Avenir Next" w:hAnsi="Avenir Next" w:cs="Avenir Next" w:eastAsia="Avenir Next"/>
                       <w:color w:val="1A1A1A"/>
-                      <w:sz w:val="22"/>
-                      <w:szCs w:val="22"/>
+                      <w:sz w:val="24"/>
+                      <w:szCs w:val="24"/>
                     </w:rPr>
                     <w:t xml:space="preserve"> %</w:t>
                   </w:r>
@@ -1048,8 +1049,8 @@
                       <w:rFonts w:ascii="Avenir Next" w:hAnsi="Avenir Next" w:cs="Avenir Next" w:eastAsia="Avenir Next"/>
                       <w:b/>
                       <w:color w:val="003A70"/>
-                      <w:sz w:val="22"/>
-                      <w:szCs w:val="22"/>
+                      <w:sz w:val="24"/>
+                      <w:szCs w:val="24"/>
                     </w:rPr>
                     <w:t xml:space="preserve">b.</w:t>
                   </w:r>
@@ -1057,8 +1058,8 @@
                     <w:rPr>
                       <w:rFonts w:ascii="Avenir Next" w:hAnsi="Avenir Next" w:cs="Avenir Next" w:eastAsia="Avenir Next"/>
                       <w:color w:val="1A1A1A"/>
-                      <w:sz w:val="22"/>
-                      <w:szCs w:val="22"/>
+                      <w:sz w:val="24"/>
+                      <w:szCs w:val="24"/>
                     </w:rPr>
                     <w:tab/>
                   </w:r>
@@ -1066,8 +1067,8 @@
                     <w:rPr>
                       <w:rFonts w:ascii="Avenir Next" w:hAnsi="Avenir Next" w:cs="Avenir Next" w:eastAsia="Avenir Next"/>
                       <w:color w:val="1A1A1A"/>
-                      <w:sz w:val="22"/>
-                      <w:szCs w:val="22"/>
+                      <w:sz w:val="24"/>
+                      <w:szCs w:val="24"/>
                     </w:rPr>
                     <w:t xml:space="preserve">What percent is </w:t>
                   </w:r>
@@ -1076,8 +1077,8 @@
                       <w:rFonts w:ascii="Avenir Next" w:hAnsi="Avenir Next" w:cs="Avenir Next" w:eastAsia="Avenir Next"/>
                       <w:b/>
                       <w:color w:val="1A1A1A"/>
-                      <w:sz w:val="22"/>
-                      <w:szCs w:val="22"/>
+                      <w:sz w:val="24"/>
+                      <w:szCs w:val="24"/>
                     </w:rPr>
                     <w:t xml:space="preserve">not</w:t>
                   </w:r>
@@ -1085,8 +1086,8 @@
                     <w:rPr>
                       <w:rFonts w:ascii="Avenir Next" w:hAnsi="Avenir Next" w:cs="Avenir Next" w:eastAsia="Avenir Next"/>
                       <w:color w:val="1A1A1A"/>
-                      <w:sz w:val="22"/>
-                      <w:szCs w:val="22"/>
+                      <w:sz w:val="24"/>
+                      <w:szCs w:val="24"/>
                     </w:rPr>
                     <w:t xml:space="preserve"> shaded?</w:t>
                   </w:r>
@@ -1094,8 +1095,8 @@
                     <w:rPr>
                       <w:rFonts w:ascii="Avenir Next" w:hAnsi="Avenir Next" w:cs="Avenir Next" w:eastAsia="Avenir Next"/>
                       <w:color w:val="1A1A1A"/>
-                      <w:sz w:val="22"/>
-                      <w:szCs w:val="22"/>
+                      <w:sz w:val="24"/>
+                      <w:szCs w:val="24"/>
                     </w:rPr>
                     <w:t xml:space="preserve">  </w:t>
                   </w:r>
@@ -1103,8 +1104,8 @@
                     <w:rPr>
                       <w:rFonts w:ascii="Avenir Next" w:hAnsi="Avenir Next" w:cs="Avenir Next" w:eastAsia="Avenir Next"/>
                       <w:color w:val="1A1A1A"/>
-                      <w:sz w:val="22"/>
-                      <w:szCs w:val="22"/>
+                      <w:sz w:val="24"/>
+                      <w:szCs w:val="24"/>
                       <w:u w:val="single"/>
                     </w:rPr>
                     <w:t xml:space="preserve">                </w:t>
@@ -1113,8 +1114,8 @@
                     <w:rPr>
                       <w:rFonts w:ascii="Avenir Next" w:hAnsi="Avenir Next" w:cs="Avenir Next" w:eastAsia="Avenir Next"/>
                       <w:color w:val="1A1A1A"/>
-                      <w:sz w:val="22"/>
-                      <w:szCs w:val="22"/>
+                      <w:sz w:val="24"/>
+                      <w:szCs w:val="24"/>
                     </w:rPr>
                     <w:t xml:space="preserve"> %</w:t>
                   </w:r>
@@ -1232,8 +1233,8 @@
                 <w:rFonts w:ascii="Avenir Next" w:hAnsi="Avenir Next" w:cs="Avenir Next" w:eastAsia="Avenir Next"/>
                 <w:b/>
                 <w:color w:val="1A1A1A"/>
-                <w:sz w:val="22"/>
-                <w:szCs w:val="22"/>
+                <w:sz w:val="24"/>
+                <w:szCs w:val="24"/>
               </w:rPr>
               <w:t xml:space="preserve">2.</w:t>
             </w:r>
@@ -1241,8 +1242,8 @@
               <w:rPr>
                 <w:rFonts w:ascii="Avenir Next" w:hAnsi="Avenir Next" w:cs="Avenir Next" w:eastAsia="Avenir Next"/>
                 <w:color w:val="1A1A1A"/>
-                <w:sz w:val="22"/>
-                <w:szCs w:val="22"/>
+                <w:sz w:val="24"/>
+                <w:szCs w:val="24"/>
               </w:rPr>
               <w:tab/>
             </w:r>
@@ -1250,8 +1251,8 @@
               <w:rPr>
                 <w:rFonts w:ascii="Avenir Next" w:hAnsi="Avenir Next" w:cs="Avenir Next" w:eastAsia="Avenir Next"/>
                 <w:color w:val="1A1A1A"/>
-                <w:sz w:val="22"/>
-                <w:szCs w:val="22"/>
+                <w:sz w:val="24"/>
+                <w:szCs w:val="24"/>
               </w:rPr>
               <w:t xml:space="preserve">Write each ratio as a percent. First scale it to an equivalent ratio out of 100.</w:t>
             </w:r>
@@ -1270,8 +1271,8 @@
                 <w:rFonts w:ascii="Avenir Next" w:hAnsi="Avenir Next" w:cs="Avenir Next" w:eastAsia="Avenir Next"/>
                 <w:b/>
                 <w:color w:val="003A70"/>
-                <w:sz w:val="18"/>
-                <w:szCs w:val="18"/>
+                <w:sz w:val="21"/>
+                <w:szCs w:val="21"/>
               </w:rPr>
               <w:t xml:space="preserve">Step 1</w:t>
             </w:r>
@@ -1279,8 +1280,8 @@
               <w:rPr>
                 <w:rFonts w:ascii="Avenir Next" w:hAnsi="Avenir Next" w:cs="Avenir Next" w:eastAsia="Avenir Next"/>
                 <w:color w:val="1A1A1A"/>
-                <w:sz w:val="18"/>
-                <w:szCs w:val="18"/>
+                <w:sz w:val="21"/>
+                <w:szCs w:val="21"/>
               </w:rPr>
               <w:tab/>
             </w:r>
@@ -1288,8 +1289,8 @@
               <w:rPr>
                 <w:rFonts w:ascii="Avenir Next" w:hAnsi="Avenir Next" w:cs="Avenir Next" w:eastAsia="Avenir Next"/>
                 <w:color w:val="1A1A1A"/>
-                <w:sz w:val="21"/>
-                <w:szCs w:val="21"/>
+                <w:sz w:val="22"/>
+                <w:szCs w:val="22"/>
               </w:rPr>
               <w:t xml:space="preserve">Ask: what times the second number makes 100?</w:t>
             </w:r>
@@ -1308,8 +1309,8 @@
                 <w:rFonts w:ascii="Avenir Next" w:hAnsi="Avenir Next" w:cs="Avenir Next" w:eastAsia="Avenir Next"/>
                 <w:b/>
                 <w:color w:val="003A70"/>
-                <w:sz w:val="18"/>
-                <w:szCs w:val="18"/>
+                <w:sz w:val="21"/>
+                <w:szCs w:val="21"/>
               </w:rPr>
               <w:t xml:space="preserve">Step 2</w:t>
             </w:r>
@@ -1317,8 +1318,8 @@
               <w:rPr>
                 <w:rFonts w:ascii="Avenir Next" w:hAnsi="Avenir Next" w:cs="Avenir Next" w:eastAsia="Avenir Next"/>
                 <w:color w:val="1A1A1A"/>
-                <w:sz w:val="18"/>
-                <w:szCs w:val="18"/>
+                <w:sz w:val="21"/>
+                <w:szCs w:val="21"/>
               </w:rPr>
               <w:tab/>
             </w:r>
@@ -1326,8 +1327,8 @@
               <w:rPr>
                 <w:rFonts w:ascii="Avenir Next" w:hAnsi="Avenir Next" w:cs="Avenir Next" w:eastAsia="Avenir Next"/>
                 <w:color w:val="1A1A1A"/>
-                <w:sz w:val="21"/>
-                <w:szCs w:val="21"/>
+                <w:sz w:val="22"/>
+                <w:szCs w:val="22"/>
               </w:rPr>
               <w:t xml:space="preserve">Multiply the first number by that same number.</w:t>
             </w:r>
@@ -1382,8 +1383,8 @@
                       <w:rFonts w:ascii="Avenir Next" w:hAnsi="Avenir Next" w:cs="Avenir Next" w:eastAsia="Avenir Next"/>
                       <w:b/>
                       <w:color w:val="003A70"/>
-                      <w:sz w:val="22"/>
-                      <w:szCs w:val="22"/>
+                      <w:sz w:val="24"/>
+                      <w:szCs w:val="24"/>
                     </w:rPr>
                     <w:t xml:space="preserve">a.</w:t>
                   </w:r>
@@ -1391,8 +1392,8 @@
                     <w:rPr>
                       <w:rFonts w:ascii="Avenir Next" w:hAnsi="Avenir Next" w:cs="Avenir Next" w:eastAsia="Avenir Next"/>
                       <w:color w:val="1A1A1A"/>
-                      <w:sz w:val="22"/>
-                      <w:szCs w:val="22"/>
+                      <w:sz w:val="24"/>
+                      <w:szCs w:val="24"/>
                     </w:rPr>
                     <w:tab/>
                   </w:r>
@@ -1400,8 +1401,8 @@
                     <w:rPr>
                       <w:rFonts w:ascii="Avenir Next" w:hAnsi="Avenir Next" w:cs="Avenir Next" w:eastAsia="Avenir Next"/>
                       <w:color w:val="1A1A1A"/>
-                      <w:sz w:val="22"/>
-                      <w:szCs w:val="22"/>
+                      <w:sz w:val="24"/>
+                      <w:szCs w:val="24"/>
                     </w:rPr>
                     <w:t xml:space="preserve">3 out of 10 =</w:t>
                   </w:r>
@@ -1409,8 +1410,8 @@
                     <w:rPr>
                       <w:rFonts w:ascii="Avenir Next" w:hAnsi="Avenir Next" w:cs="Avenir Next" w:eastAsia="Avenir Next"/>
                       <w:color w:val="1A1A1A"/>
-                      <w:sz w:val="22"/>
-                      <w:szCs w:val="22"/>
+                      <w:sz w:val="24"/>
+                      <w:szCs w:val="24"/>
                     </w:rPr>
                     <w:t xml:space="preserve">  </w:t>
                   </w:r>
@@ -1418,8 +1419,8 @@
                     <w:rPr>
                       <w:rFonts w:ascii="Avenir Next" w:hAnsi="Avenir Next" w:cs="Avenir Next" w:eastAsia="Avenir Next"/>
                       <w:color w:val="1A1A1A"/>
-                      <w:sz w:val="22"/>
-                      <w:szCs w:val="22"/>
+                      <w:sz w:val="24"/>
+                      <w:szCs w:val="24"/>
                       <w:u w:val="single"/>
                     </w:rPr>
                     <w:t xml:space="preserve">          </w:t>
@@ -1428,8 +1429,8 @@
                     <w:rPr>
                       <w:rFonts w:ascii="Avenir Next" w:hAnsi="Avenir Next" w:cs="Avenir Next" w:eastAsia="Avenir Next"/>
                       <w:color w:val="1A1A1A"/>
-                      <w:sz w:val="22"/>
-                      <w:szCs w:val="22"/>
+                      <w:sz w:val="24"/>
+                      <w:szCs w:val="24"/>
                     </w:rPr>
                     <w:t xml:space="preserve"> %</w:t>
                   </w:r>
@@ -1453,8 +1454,8 @@
                       <w:rFonts w:ascii="Avenir Next" w:hAnsi="Avenir Next" w:cs="Avenir Next" w:eastAsia="Avenir Next"/>
                       <w:b/>
                       <w:color w:val="003A70"/>
-                      <w:sz w:val="22"/>
-                      <w:szCs w:val="22"/>
+                      <w:sz w:val="24"/>
+                      <w:szCs w:val="24"/>
                     </w:rPr>
                     <w:t xml:space="preserve">b.</w:t>
                   </w:r>
@@ -1462,8 +1463,8 @@
                     <w:rPr>
                       <w:rFonts w:ascii="Avenir Next" w:hAnsi="Avenir Next" w:cs="Avenir Next" w:eastAsia="Avenir Next"/>
                       <w:color w:val="1A1A1A"/>
-                      <w:sz w:val="22"/>
-                      <w:szCs w:val="22"/>
+                      <w:sz w:val="24"/>
+                      <w:szCs w:val="24"/>
                     </w:rPr>
                     <w:tab/>
                   </w:r>
@@ -1471,8 +1472,8 @@
                     <w:rPr>
                       <w:rFonts w:ascii="Avenir Next" w:hAnsi="Avenir Next" w:cs="Avenir Next" w:eastAsia="Avenir Next"/>
                       <w:color w:val="1A1A1A"/>
-                      <w:sz w:val="22"/>
-                      <w:szCs w:val="22"/>
+                      <w:sz w:val="24"/>
+                      <w:szCs w:val="24"/>
                     </w:rPr>
                     <w:t xml:space="preserve">7 out of 25 =</w:t>
                   </w:r>
@@ -1480,8 +1481,8 @@
                     <w:rPr>
                       <w:rFonts w:ascii="Avenir Next" w:hAnsi="Avenir Next" w:cs="Avenir Next" w:eastAsia="Avenir Next"/>
                       <w:color w:val="1A1A1A"/>
-                      <w:sz w:val="22"/>
-                      <w:szCs w:val="22"/>
+                      <w:sz w:val="24"/>
+                      <w:szCs w:val="24"/>
                     </w:rPr>
                     <w:t xml:space="preserve">  </w:t>
                   </w:r>
@@ -1489,8 +1490,8 @@
                     <w:rPr>
                       <w:rFonts w:ascii="Avenir Next" w:hAnsi="Avenir Next" w:cs="Avenir Next" w:eastAsia="Avenir Next"/>
                       <w:color w:val="1A1A1A"/>
-                      <w:sz w:val="22"/>
-                      <w:szCs w:val="22"/>
+                      <w:sz w:val="24"/>
+                      <w:szCs w:val="24"/>
                       <w:u w:val="single"/>
                     </w:rPr>
                     <w:t xml:space="preserve">          </w:t>
@@ -1499,8 +1500,8 @@
                     <w:rPr>
                       <w:rFonts w:ascii="Avenir Next" w:hAnsi="Avenir Next" w:cs="Avenir Next" w:eastAsia="Avenir Next"/>
                       <w:color w:val="1A1A1A"/>
-                      <w:sz w:val="22"/>
-                      <w:szCs w:val="22"/>
+                      <w:sz w:val="24"/>
+                      <w:szCs w:val="24"/>
                     </w:rPr>
                     <w:t xml:space="preserve"> %</w:t>
                   </w:r>
@@ -1524,8 +1525,8 @@
                       <w:rFonts w:ascii="Avenir Next" w:hAnsi="Avenir Next" w:cs="Avenir Next" w:eastAsia="Avenir Next"/>
                       <w:b/>
                       <w:color w:val="003A70"/>
-                      <w:sz w:val="22"/>
-                      <w:szCs w:val="22"/>
+                      <w:sz w:val="24"/>
+                      <w:szCs w:val="24"/>
                     </w:rPr>
                     <w:t xml:space="preserve">c.</w:t>
                   </w:r>
@@ -1533,8 +1534,8 @@
                     <w:rPr>
                       <w:rFonts w:ascii="Avenir Next" w:hAnsi="Avenir Next" w:cs="Avenir Next" w:eastAsia="Avenir Next"/>
                       <w:color w:val="1A1A1A"/>
-                      <w:sz w:val="22"/>
-                      <w:szCs w:val="22"/>
+                      <w:sz w:val="24"/>
+                      <w:szCs w:val="24"/>
                     </w:rPr>
                     <w:tab/>
                   </w:r>
@@ -1542,8 +1543,8 @@
                     <w:rPr>
                       <w:rFonts w:ascii="Avenir Next" w:hAnsi="Avenir Next" w:cs="Avenir Next" w:eastAsia="Avenir Next"/>
                       <w:color w:val="1A1A1A"/>
-                      <w:sz w:val="22"/>
-                      <w:szCs w:val="22"/>
+                      <w:sz w:val="24"/>
+                      <w:szCs w:val="24"/>
                     </w:rPr>
                     <w:t xml:space="preserve">1 out of 2 =</w:t>
                   </w:r>
@@ -1551,8 +1552,8 @@
                     <w:rPr>
                       <w:rFonts w:ascii="Avenir Next" w:hAnsi="Avenir Next" w:cs="Avenir Next" w:eastAsia="Avenir Next"/>
                       <w:color w:val="1A1A1A"/>
-                      <w:sz w:val="22"/>
-                      <w:szCs w:val="22"/>
+                      <w:sz w:val="24"/>
+                      <w:szCs w:val="24"/>
                     </w:rPr>
                     <w:t xml:space="preserve">  </w:t>
                   </w:r>
@@ -1560,8 +1561,8 @@
                     <w:rPr>
                       <w:rFonts w:ascii="Avenir Next" w:hAnsi="Avenir Next" w:cs="Avenir Next" w:eastAsia="Avenir Next"/>
                       <w:color w:val="1A1A1A"/>
-                      <w:sz w:val="22"/>
-                      <w:szCs w:val="22"/>
+                      <w:sz w:val="24"/>
+                      <w:szCs w:val="24"/>
                       <w:u w:val="single"/>
                     </w:rPr>
                     <w:t xml:space="preserve">          </w:t>
@@ -1570,8 +1571,8 @@
                     <w:rPr>
                       <w:rFonts w:ascii="Avenir Next" w:hAnsi="Avenir Next" w:cs="Avenir Next" w:eastAsia="Avenir Next"/>
                       <w:color w:val="1A1A1A"/>
-                      <w:sz w:val="22"/>
-                      <w:szCs w:val="22"/>
+                      <w:sz w:val="24"/>
+                      <w:szCs w:val="24"/>
                     </w:rPr>
                     <w:t xml:space="preserve"> %</w:t>
                   </w:r>
@@ -1601,8 +1602,8 @@
                       <w:rFonts w:ascii="Avenir Next" w:hAnsi="Avenir Next" w:cs="Avenir Next" w:eastAsia="Avenir Next"/>
                       <w:b/>
                       <w:color w:val="003A70"/>
-                      <w:sz w:val="22"/>
-                      <w:szCs w:val="22"/>
+                      <w:sz w:val="24"/>
+                      <w:szCs w:val="24"/>
                     </w:rPr>
                     <w:t xml:space="preserve">d.</w:t>
                   </w:r>
@@ -1610,8 +1611,8 @@
                     <w:rPr>
                       <w:rFonts w:ascii="Avenir Next" w:hAnsi="Avenir Next" w:cs="Avenir Next" w:eastAsia="Avenir Next"/>
                       <w:color w:val="1A1A1A"/>
-                      <w:sz w:val="22"/>
-                      <w:szCs w:val="22"/>
+                      <w:sz w:val="24"/>
+                      <w:szCs w:val="24"/>
                     </w:rPr>
                     <w:tab/>
                   </w:r>
@@ -1619,8 +1620,8 @@
                     <w:rPr>
                       <w:rFonts w:ascii="Avenir Next" w:hAnsi="Avenir Next" w:cs="Avenir Next" w:eastAsia="Avenir Next"/>
                       <w:color w:val="1A1A1A"/>
-                      <w:sz w:val="22"/>
-                      <w:szCs w:val="22"/>
+                      <w:sz w:val="24"/>
+                      <w:szCs w:val="24"/>
                     </w:rPr>
                     <w:t xml:space="preserve">17 out of 50 =</w:t>
                   </w:r>
@@ -1628,8 +1629,8 @@
                     <w:rPr>
                       <w:rFonts w:ascii="Avenir Next" w:hAnsi="Avenir Next" w:cs="Avenir Next" w:eastAsia="Avenir Next"/>
                       <w:color w:val="1A1A1A"/>
-                      <w:sz w:val="22"/>
-                      <w:szCs w:val="22"/>
+                      <w:sz w:val="24"/>
+                      <w:szCs w:val="24"/>
                     </w:rPr>
                     <w:t xml:space="preserve">  </w:t>
                   </w:r>
@@ -1637,8 +1638,8 @@
                     <w:rPr>
                       <w:rFonts w:ascii="Avenir Next" w:hAnsi="Avenir Next" w:cs="Avenir Next" w:eastAsia="Avenir Next"/>
                       <w:color w:val="1A1A1A"/>
-                      <w:sz w:val="22"/>
-                      <w:szCs w:val="22"/>
+                      <w:sz w:val="24"/>
+                      <w:szCs w:val="24"/>
                       <w:u w:val="single"/>
                     </w:rPr>
                     <w:t xml:space="preserve">          </w:t>
@@ -1647,8 +1648,8 @@
                     <w:rPr>
                       <w:rFonts w:ascii="Avenir Next" w:hAnsi="Avenir Next" w:cs="Avenir Next" w:eastAsia="Avenir Next"/>
                       <w:color w:val="1A1A1A"/>
-                      <w:sz w:val="22"/>
-                      <w:szCs w:val="22"/>
+                      <w:sz w:val="24"/>
+                      <w:szCs w:val="24"/>
                     </w:rPr>
                     <w:t xml:space="preserve"> %</w:t>
                   </w:r>
@@ -1672,8 +1673,8 @@
                       <w:rFonts w:ascii="Avenir Next" w:hAnsi="Avenir Next" w:cs="Avenir Next" w:eastAsia="Avenir Next"/>
                       <w:b/>
                       <w:color w:val="003A70"/>
-                      <w:sz w:val="22"/>
-                      <w:szCs w:val="22"/>
+                      <w:sz w:val="24"/>
+                      <w:szCs w:val="24"/>
                     </w:rPr>
                     <w:t xml:space="preserve">e.</w:t>
                   </w:r>
@@ -1681,8 +1682,8 @@
                     <w:rPr>
                       <w:rFonts w:ascii="Avenir Next" w:hAnsi="Avenir Next" w:cs="Avenir Next" w:eastAsia="Avenir Next"/>
                       <w:color w:val="1A1A1A"/>
-                      <w:sz w:val="22"/>
-                      <w:szCs w:val="22"/>
+                      <w:sz w:val="24"/>
+                      <w:szCs w:val="24"/>
                     </w:rPr>
                     <w:tab/>
                   </w:r>
@@ -1690,8 +1691,8 @@
                     <w:rPr>
                       <w:rFonts w:ascii="Avenir Next" w:hAnsi="Avenir Next" w:cs="Avenir Next" w:eastAsia="Avenir Next"/>
                       <w:color w:val="1A1A1A"/>
-                      <w:sz w:val="22"/>
-                      <w:szCs w:val="22"/>
+                      <w:sz w:val="24"/>
+                      <w:szCs w:val="24"/>
                     </w:rPr>
                     <w:t xml:space="preserve">2 out of 5 =</w:t>
                   </w:r>
@@ -1699,8 +1700,8 @@
                     <w:rPr>
                       <w:rFonts w:ascii="Avenir Next" w:hAnsi="Avenir Next" w:cs="Avenir Next" w:eastAsia="Avenir Next"/>
                       <w:color w:val="1A1A1A"/>
-                      <w:sz w:val="22"/>
-                      <w:szCs w:val="22"/>
+                      <w:sz w:val="24"/>
+                      <w:szCs w:val="24"/>
                     </w:rPr>
                     <w:t xml:space="preserve">  </w:t>
                   </w:r>
@@ -1708,8 +1709,8 @@
                     <w:rPr>
                       <w:rFonts w:ascii="Avenir Next" w:hAnsi="Avenir Next" w:cs="Avenir Next" w:eastAsia="Avenir Next"/>
                       <w:color w:val="1A1A1A"/>
-                      <w:sz w:val="22"/>
-                      <w:szCs w:val="22"/>
+                      <w:sz w:val="24"/>
+                      <w:szCs w:val="24"/>
                       <w:u w:val="single"/>
                     </w:rPr>
                     <w:t xml:space="preserve">          </w:t>
@@ -1718,8 +1719,8 @@
                     <w:rPr>
                       <w:rFonts w:ascii="Avenir Next" w:hAnsi="Avenir Next" w:cs="Avenir Next" w:eastAsia="Avenir Next"/>
                       <w:color w:val="1A1A1A"/>
-                      <w:sz w:val="22"/>
-                      <w:szCs w:val="22"/>
+                      <w:sz w:val="24"/>
+                      <w:szCs w:val="24"/>
                     </w:rPr>
                     <w:t xml:space="preserve"> %</w:t>
                   </w:r>
@@ -1743,8 +1744,8 @@
                       <w:rFonts w:ascii="Avenir Next" w:hAnsi="Avenir Next" w:cs="Avenir Next" w:eastAsia="Avenir Next"/>
                       <w:b/>
                       <w:color w:val="003A70"/>
-                      <w:sz w:val="22"/>
-                      <w:szCs w:val="22"/>
+                      <w:sz w:val="24"/>
+                      <w:szCs w:val="24"/>
                     </w:rPr>
                     <w:t xml:space="preserve">f.</w:t>
                   </w:r>
@@ -1752,8 +1753,8 @@
                     <w:rPr>
                       <w:rFonts w:ascii="Avenir Next" w:hAnsi="Avenir Next" w:cs="Avenir Next" w:eastAsia="Avenir Next"/>
                       <w:color w:val="1A1A1A"/>
-                      <w:sz w:val="22"/>
-                      <w:szCs w:val="22"/>
+                      <w:sz w:val="24"/>
+                      <w:szCs w:val="24"/>
                     </w:rPr>
                     <w:tab/>
                   </w:r>
@@ -1761,8 +1762,8 @@
                     <w:rPr>
                       <w:rFonts w:ascii="Avenir Next" w:hAnsi="Avenir Next" w:cs="Avenir Next" w:eastAsia="Avenir Next"/>
                       <w:color w:val="1A1A1A"/>
-                      <w:sz w:val="22"/>
-                      <w:szCs w:val="22"/>
+                      <w:sz w:val="24"/>
+                      <w:szCs w:val="24"/>
                     </w:rPr>
                     <w:t xml:space="preserve">3 out of 20 =</w:t>
                   </w:r>
@@ -1770,8 +1771,8 @@
                     <w:rPr>
                       <w:rFonts w:ascii="Avenir Next" w:hAnsi="Avenir Next" w:cs="Avenir Next" w:eastAsia="Avenir Next"/>
                       <w:color w:val="1A1A1A"/>
-                      <w:sz w:val="22"/>
-                      <w:szCs w:val="22"/>
+                      <w:sz w:val="24"/>
+                      <w:szCs w:val="24"/>
                     </w:rPr>
                     <w:t xml:space="preserve">  </w:t>
                   </w:r>
@@ -1779,8 +1780,8 @@
                     <w:rPr>
                       <w:rFonts w:ascii="Avenir Next" w:hAnsi="Avenir Next" w:cs="Avenir Next" w:eastAsia="Avenir Next"/>
                       <w:color w:val="1A1A1A"/>
-                      <w:sz w:val="22"/>
-                      <w:szCs w:val="22"/>
+                      <w:sz w:val="24"/>
+                      <w:szCs w:val="24"/>
                       <w:u w:val="single"/>
                     </w:rPr>
                     <w:t xml:space="preserve">          </w:t>
@@ -1789,8 +1790,8 @@
                     <w:rPr>
                       <w:rFonts w:ascii="Avenir Next" w:hAnsi="Avenir Next" w:cs="Avenir Next" w:eastAsia="Avenir Next"/>
                       <w:color w:val="1A1A1A"/>
-                      <w:sz w:val="22"/>
-                      <w:szCs w:val="22"/>
+                      <w:sz w:val="24"/>
+                      <w:szCs w:val="24"/>
                     </w:rPr>
                     <w:t xml:space="preserve"> %</w:t>
                   </w:r>
@@ -1820,8 +1821,8 @@
                       <w:rFonts w:ascii="Avenir Next" w:hAnsi="Avenir Next" w:cs="Avenir Next" w:eastAsia="Avenir Next"/>
                       <w:b/>
                       <w:color w:val="003A70"/>
-                      <w:sz w:val="22"/>
-                      <w:szCs w:val="22"/>
+                      <w:sz w:val="24"/>
+                      <w:szCs w:val="24"/>
                     </w:rPr>
                     <w:t xml:space="preserve">g.</w:t>
                   </w:r>
@@ -1829,8 +1830,8 @@
                     <w:rPr>
                       <w:rFonts w:ascii="Avenir Next" w:hAnsi="Avenir Next" w:cs="Avenir Next" w:eastAsia="Avenir Next"/>
                       <w:color w:val="1A1A1A"/>
-                      <w:sz w:val="22"/>
-                      <w:szCs w:val="22"/>
+                      <w:sz w:val="24"/>
+                      <w:szCs w:val="24"/>
                     </w:rPr>
                     <w:tab/>
                   </w:r>
@@ -1838,8 +1839,8 @@
                     <w:rPr>
                       <w:rFonts w:ascii="Avenir Next" w:hAnsi="Avenir Next" w:cs="Avenir Next" w:eastAsia="Avenir Next"/>
                       <w:color w:val="1A1A1A"/>
-                      <w:sz w:val="22"/>
-                      <w:szCs w:val="22"/>
+                      <w:sz w:val="24"/>
+                      <w:szCs w:val="24"/>
                     </w:rPr>
                     <w:t xml:space="preserve">13 out of 25 =</w:t>
                   </w:r>
@@ -1847,8 +1848,8 @@
                     <w:rPr>
                       <w:rFonts w:ascii="Avenir Next" w:hAnsi="Avenir Next" w:cs="Avenir Next" w:eastAsia="Avenir Next"/>
                       <w:color w:val="1A1A1A"/>
-                      <w:sz w:val="22"/>
-                      <w:szCs w:val="22"/>
+                      <w:sz w:val="24"/>
+                      <w:szCs w:val="24"/>
                     </w:rPr>
                     <w:t xml:space="preserve">  </w:t>
                   </w:r>
@@ -1856,8 +1857,8 @@
                     <w:rPr>
                       <w:rFonts w:ascii="Avenir Next" w:hAnsi="Avenir Next" w:cs="Avenir Next" w:eastAsia="Avenir Next"/>
                       <w:color w:val="1A1A1A"/>
-                      <w:sz w:val="22"/>
-                      <w:szCs w:val="22"/>
+                      <w:sz w:val="24"/>
+                      <w:szCs w:val="24"/>
                       <w:u w:val="single"/>
                     </w:rPr>
                     <w:t xml:space="preserve">          </w:t>
@@ -1866,8 +1867,8 @@
                     <w:rPr>
                       <w:rFonts w:ascii="Avenir Next" w:hAnsi="Avenir Next" w:cs="Avenir Next" w:eastAsia="Avenir Next"/>
                       <w:color w:val="1A1A1A"/>
-                      <w:sz w:val="22"/>
-                      <w:szCs w:val="22"/>
+                      <w:sz w:val="24"/>
+                      <w:szCs w:val="24"/>
                     </w:rPr>
                     <w:t xml:space="preserve"> %</w:t>
                   </w:r>
@@ -1891,8 +1892,8 @@
                       <w:rFonts w:ascii="Avenir Next" w:hAnsi="Avenir Next" w:cs="Avenir Next" w:eastAsia="Avenir Next"/>
                       <w:b/>
                       <w:color w:val="003A70"/>
-                      <w:sz w:val="22"/>
-                      <w:szCs w:val="22"/>
+                      <w:sz w:val="24"/>
+                      <w:szCs w:val="24"/>
                     </w:rPr>
                     <w:t xml:space="preserve">h.</w:t>
                   </w:r>
@@ -1900,8 +1901,8 @@
                     <w:rPr>
                       <w:rFonts w:ascii="Avenir Next" w:hAnsi="Avenir Next" w:cs="Avenir Next" w:eastAsia="Avenir Next"/>
                       <w:color w:val="1A1A1A"/>
-                      <w:sz w:val="22"/>
-                      <w:szCs w:val="22"/>
+                      <w:sz w:val="24"/>
+                      <w:szCs w:val="24"/>
                     </w:rPr>
                     <w:tab/>
                   </w:r>
@@ -1909,8 +1910,8 @@
                     <w:rPr>
                       <w:rFonts w:ascii="Avenir Next" w:hAnsi="Avenir Next" w:cs="Avenir Next" w:eastAsia="Avenir Next"/>
                       <w:color w:val="1A1A1A"/>
-                      <w:sz w:val="22"/>
-                      <w:szCs w:val="22"/>
+                      <w:sz w:val="24"/>
+                      <w:szCs w:val="24"/>
                     </w:rPr>
                     <w:t xml:space="preserve">9 out of 10 =</w:t>
                   </w:r>
@@ -1918,8 +1919,8 @@
                     <w:rPr>
                       <w:rFonts w:ascii="Avenir Next" w:hAnsi="Avenir Next" w:cs="Avenir Next" w:eastAsia="Avenir Next"/>
                       <w:color w:val="1A1A1A"/>
-                      <w:sz w:val="22"/>
-                      <w:szCs w:val="22"/>
+                      <w:sz w:val="24"/>
+                      <w:szCs w:val="24"/>
                     </w:rPr>
                     <w:t xml:space="preserve">  </w:t>
                   </w:r>
@@ -1927,8 +1928,8 @@
                     <w:rPr>
                       <w:rFonts w:ascii="Avenir Next" w:hAnsi="Avenir Next" w:cs="Avenir Next" w:eastAsia="Avenir Next"/>
                       <w:color w:val="1A1A1A"/>
-                      <w:sz w:val="22"/>
-                      <w:szCs w:val="22"/>
+                      <w:sz w:val="24"/>
+                      <w:szCs w:val="24"/>
                       <w:u w:val="single"/>
                     </w:rPr>
                     <w:t xml:space="preserve">          </w:t>
@@ -1937,8 +1938,8 @@
                     <w:rPr>
                       <w:rFonts w:ascii="Avenir Next" w:hAnsi="Avenir Next" w:cs="Avenir Next" w:eastAsia="Avenir Next"/>
                       <w:color w:val="1A1A1A"/>
-                      <w:sz w:val="22"/>
-                      <w:szCs w:val="22"/>
+                      <w:sz w:val="24"/>
+                      <w:szCs w:val="24"/>
                     </w:rPr>
                     <w:t xml:space="preserve"> %</w:t>
                   </w:r>
@@ -2022,8 +2023,8 @@
                 <w:rFonts w:ascii="Avenir Next" w:hAnsi="Avenir Next" w:cs="Avenir Next" w:eastAsia="Avenir Next"/>
                 <w:b/>
                 <w:color w:val="1A1A1A"/>
-                <w:sz w:val="22"/>
-                <w:szCs w:val="22"/>
+                <w:sz w:val="24"/>
+                <w:szCs w:val="24"/>
               </w:rPr>
               <w:t xml:space="preserve">3.</w:t>
             </w:r>
@@ -2031,8 +2032,8 @@
               <w:rPr>
                 <w:rFonts w:ascii="Avenir Next" w:hAnsi="Avenir Next" w:cs="Avenir Next" w:eastAsia="Avenir Next"/>
                 <w:color w:val="1A1A1A"/>
-                <w:sz w:val="22"/>
-                <w:szCs w:val="22"/>
+                <w:sz w:val="24"/>
+                <w:szCs w:val="24"/>
               </w:rPr>
               <w:tab/>
             </w:r>
@@ -2041,8 +2042,8 @@
                 <w:rFonts w:ascii="Avenir Next" w:hAnsi="Avenir Next" w:cs="Avenir Next" w:eastAsia="Avenir Next"/>
                 <w:b/>
                 <w:color w:val="1A1A1A"/>
-                <w:sz w:val="22"/>
-                <w:szCs w:val="22"/>
+                <w:sz w:val="24"/>
+                <w:szCs w:val="24"/>
               </w:rPr>
               <w:t xml:space="preserve">Animal Shelter.  </w:t>
             </w:r>
@@ -2050,10 +2051,143 @@
               <w:rPr>
                 <w:rFonts w:ascii="Avenir Next" w:hAnsi="Avenir Next" w:cs="Avenir Next" w:eastAsia="Avenir Next"/>
                 <w:color w:val="1A1A1A"/>
-                <w:sz w:val="22"/>
-                <w:szCs w:val="22"/>
+                <w:sz w:val="24"/>
+                <w:szCs w:val="24"/>
               </w:rPr>
               <w:t xml:space="preserve">Out of every 25 dogs at a shelter, 9 are puppies. Complete the ratio table. Then write the percent of dogs that are puppies.</w:t>
+            </w:r>
+          </w:p>
+          <w:p>
+            <w:pPr>
+              <w:keepNext/>
+              <w:spacing w:before="0" w:after="40" w:line="252" w:lineRule="auto"/>
+              <w:ind w:left="432"/>
+            </w:pPr>
+            <w:r>
+              <w:rPr>
+                <w:rFonts w:ascii="Avenir Next" w:hAnsi="Avenir Next" w:cs="Avenir Next" w:eastAsia="Avenir Next"/>
+                <w:b/>
+                <w:color w:val="003A70"/>
+                <w:sz w:val="17"/>
+                <w:szCs w:val="17"/>
+              </w:rPr>
+              <w:t xml:space="preserve">Frame  </w:t>
+            </w:r>
+            <w:r>
+              <w:rPr>
+                <w:rFonts w:ascii="Avenir Next" w:hAnsi="Avenir Next" w:cs="Avenir Next" w:eastAsia="Avenir Next"/>
+                <w:color w:val="1A1A1A"/>
+                <w:sz w:val="21"/>
+                <w:szCs w:val="21"/>
+                <w:u w:val="single"/>
+              </w:rPr>
+              <w:t xml:space="preserve">      </w:t>
+            </w:r>
+            <w:r>
+              <w:rPr>
+                <w:rFonts w:ascii="Avenir Next" w:hAnsi="Avenir Next" w:cs="Avenir Next" w:eastAsia="Avenir Next"/>
+                <w:i/>
+                <w:color w:val="1A1A1A"/>
+                <w:sz w:val="21"/>
+                <w:szCs w:val="21"/>
+              </w:rPr>
+              <w:t xml:space="preserve"> puppies out of 100 dogs, so </w:t>
+            </w:r>
+            <w:r>
+              <w:rPr>
+                <w:rFonts w:ascii="Avenir Next" w:hAnsi="Avenir Next" w:cs="Avenir Next" w:eastAsia="Avenir Next"/>
+                <w:color w:val="1A1A1A"/>
+                <w:sz w:val="21"/>
+                <w:szCs w:val="21"/>
+                <w:u w:val="single"/>
+              </w:rPr>
+              <w:t xml:space="preserve">      </w:t>
+            </w:r>
+            <w:r>
+              <w:rPr>
+                <w:rFonts w:ascii="Avenir Next" w:hAnsi="Avenir Next" w:cs="Avenir Next" w:eastAsia="Avenir Next"/>
+                <w:i/>
+                <w:color w:val="1A1A1A"/>
+                <w:sz w:val="21"/>
+                <w:szCs w:val="21"/>
+              </w:rPr>
+              <w:t xml:space="preserve">% are puppies.</w:t>
+            </w:r>
+          </w:p>
+          <w:p>
+            <w:pPr>
+              <w:keepNext/>
+              <w:tabs>
+                <w:tab w:val="left" w:pos="1300"/>
+              </w:tabs>
+              <w:spacing w:before="0" w:after="30" w:line="264" w:lineRule="auto"/>
+              <w:ind w:left="1300" w:hanging="868"/>
+            </w:pPr>
+            <w:r>
+              <w:rPr>
+                <w:rFonts w:ascii="Avenir Next" w:hAnsi="Avenir Next" w:cs="Avenir Next" w:eastAsia="Avenir Next"/>
+                <w:b/>
+                <w:color w:val="003A70"/>
+                <w:sz w:val="21"/>
+                <w:szCs w:val="21"/>
+              </w:rPr>
+              <w:t xml:space="preserve">Step 1</w:t>
+            </w:r>
+            <w:r>
+              <w:rPr>
+                <w:rFonts w:ascii="Avenir Next" w:hAnsi="Avenir Next" w:cs="Avenir Next" w:eastAsia="Avenir Next"/>
+                <w:color w:val="1A1A1A"/>
+                <w:sz w:val="21"/>
+                <w:szCs w:val="21"/>
+              </w:rPr>
+              <w:tab/>
+            </w:r>
+            <w:r>
+              <w:rPr>
+                <w:rFonts w:ascii="Avenir Next" w:hAnsi="Avenir Next" w:cs="Avenir Next" w:eastAsia="Avenir Next"/>
+                <w:color w:val="1A1A1A"/>
+                <w:sz w:val="22"/>
+                <w:szCs w:val="22"/>
+              </w:rPr>
+              <w:t xml:space="preserve">Each new column adds 9 puppies and 25 dogs.</w:t>
+            </w:r>
+          </w:p>
+          <w:p>
+            <w:pPr>
+              <w:keepNext/>
+              <w:tabs>
+                <w:tab w:val="left" w:pos="1300"/>
+              </w:tabs>
+              <w:spacing w:before="0" w:after="30" w:line="264" w:lineRule="auto"/>
+              <w:ind w:left="1300" w:hanging="868"/>
+            </w:pPr>
+            <w:r>
+              <w:rPr>
+                <w:rFonts w:ascii="Avenir Next" w:hAnsi="Avenir Next" w:cs="Avenir Next" w:eastAsia="Avenir Next"/>
+                <w:b/>
+                <w:color w:val="003A70"/>
+                <w:sz w:val="21"/>
+                <w:szCs w:val="21"/>
+              </w:rPr>
+              <w:t xml:space="preserve">Step 2</w:t>
+            </w:r>
+            <w:r>
+              <w:rPr>
+                <w:rFonts w:ascii="Avenir Next" w:hAnsi="Avenir Next" w:cs="Avenir Next" w:eastAsia="Avenir Next"/>
+                <w:color w:val="1A1A1A"/>
+                <w:sz w:val="21"/>
+                <w:szCs w:val="21"/>
+              </w:rPr>
+              <w:tab/>
+            </w:r>
+            <w:r>
+              <w:rPr>
+                <w:rFonts w:ascii="Avenir Next" w:hAnsi="Avenir Next" w:cs="Avenir Next" w:eastAsia="Avenir Next"/>
+                <w:color w:val="1A1A1A"/>
+                <w:sz w:val="22"/>
+                <w:szCs w:val="22"/>
+              </w:rPr>
+              <w:t xml:space="preserve">Fill the empty boxes. Stop at 100 dogs.</w:t>
             </w:r>
           </w:p>
           <w:tbl>
@@ -2106,8 +2240,8 @@
                       <w:rFonts w:ascii="Avenir Next" w:hAnsi="Avenir Next" w:cs="Avenir Next" w:eastAsia="Avenir Next"/>
                       <w:b/>
                       <w:color w:val="1A1A1A"/>
-                      <w:sz w:val="21"/>
-                      <w:szCs w:val="21"/>
+                      <w:sz w:val="22"/>
+                      <w:szCs w:val="22"/>
                     </w:rPr>
                     <w:t xml:space="preserve">Puppies</w:t>
                   </w:r>
@@ -2127,8 +2261,8 @@
                     <w:rPr>
                       <w:rFonts w:ascii="Avenir Next" w:hAnsi="Avenir Next" w:cs="Avenir Next" w:eastAsia="Avenir Next"/>
                       <w:color w:val="1A1A1A"/>
-                      <w:sz w:val="21"/>
-                      <w:szCs w:val="21"/>
+                      <w:sz w:val="22"/>
+                      <w:szCs w:val="22"/>
                     </w:rPr>
                     <w:t xml:space="preserve">9</w:t>
                   </w:r>
@@ -2148,8 +2282,8 @@
                     <w:rPr>
                       <w:rFonts w:ascii="Avenir Next" w:hAnsi="Avenir Next" w:cs="Avenir Next" w:eastAsia="Avenir Next"/>
                       <w:color w:val="1A1A1A"/>
-                      <w:sz w:val="21"/>
-                      <w:szCs w:val="21"/>
+                      <w:sz w:val="22"/>
+                      <w:szCs w:val="22"/>
                     </w:rPr>
                     <w:t xml:space="preserve">18</w:t>
                   </w:r>
@@ -2199,8 +2333,8 @@
                       <w:rFonts w:ascii="Avenir Next" w:hAnsi="Avenir Next" w:cs="Avenir Next" w:eastAsia="Avenir Next"/>
                       <w:b/>
                       <w:color w:val="1A1A1A"/>
-                      <w:sz w:val="21"/>
-                      <w:szCs w:val="21"/>
+                      <w:sz w:val="22"/>
+                      <w:szCs w:val="22"/>
                     </w:rPr>
                     <w:t xml:space="preserve">All dogs</w:t>
                   </w:r>
@@ -2220,8 +2354,8 @@
                     <w:rPr>
                       <w:rFonts w:ascii="Avenir Next" w:hAnsi="Avenir Next" w:cs="Avenir Next" w:eastAsia="Avenir Next"/>
                       <w:color w:val="1A1A1A"/>
-                      <w:sz w:val="21"/>
-                      <w:szCs w:val="21"/>
+                      <w:sz w:val="22"/>
+                      <w:szCs w:val="22"/>
                     </w:rPr>
                     <w:t xml:space="preserve">25</w:t>
                   </w:r>
@@ -2241,8 +2375,8 @@
                     <w:rPr>
                       <w:rFonts w:ascii="Avenir Next" w:hAnsi="Avenir Next" w:cs="Avenir Next" w:eastAsia="Avenir Next"/>
                       <w:color w:val="1A1A1A"/>
-                      <w:sz w:val="21"/>
-                      <w:szCs w:val="21"/>
+                      <w:sz w:val="22"/>
+                      <w:szCs w:val="22"/>
                     </w:rPr>
                     <w:t xml:space="preserve">50</w:t>
                   </w:r>
@@ -2262,8 +2396,8 @@
                     <w:rPr>
                       <w:rFonts w:ascii="Avenir Next" w:hAnsi="Avenir Next" w:cs="Avenir Next" w:eastAsia="Avenir Next"/>
                       <w:color w:val="1A1A1A"/>
-                      <w:sz w:val="21"/>
-                      <w:szCs w:val="21"/>
+                      <w:sz w:val="22"/>
+                      <w:szCs w:val="22"/>
                     </w:rPr>
                     <w:t xml:space="preserve">75</w:t>
                   </w:r>
@@ -2283,8 +2417,8 @@
                     <w:rPr>
                       <w:rFonts w:ascii="Avenir Next" w:hAnsi="Avenir Next" w:cs="Avenir Next" w:eastAsia="Avenir Next"/>
                       <w:color w:val="1A1A1A"/>
-                      <w:sz w:val="21"/>
-                      <w:szCs w:val="21"/>
+                      <w:sz w:val="22"/>
+                      <w:szCs w:val="22"/>
                     </w:rPr>
                     <w:t xml:space="preserve">100</w:t>
                   </w:r>
@@ -2305,8 +2439,8 @@
                 <w:rFonts w:ascii="Avenir Next" w:hAnsi="Avenir Next" w:cs="Avenir Next" w:eastAsia="Avenir Next"/>
                 <w:b/>
                 <w:color w:val="1A1A1A"/>
-                <w:sz w:val="18"/>
-                <w:szCs w:val="18"/>
+                <w:sz w:val="21"/>
+                <w:szCs w:val="21"/>
               </w:rPr>
               <w:t xml:space="preserve">Percent of puppies</w:t>
             </w:r>
@@ -2314,8 +2448,8 @@
               <w:rPr>
                 <w:rFonts w:ascii="Avenir Next" w:hAnsi="Avenir Next" w:cs="Avenir Next" w:eastAsia="Avenir Next"/>
                 <w:color w:val="1A1A1A"/>
-                <w:sz w:val="18"/>
-                <w:szCs w:val="18"/>
+                <w:sz w:val="21"/>
+                <w:szCs w:val="21"/>
               </w:rPr>
               <w:tab/>
             </w:r>
@@ -2323,8 +2457,8 @@
               <w:rPr>
                 <w:rFonts w:ascii="Avenir Next" w:hAnsi="Avenir Next" w:cs="Avenir Next" w:eastAsia="Avenir Next"/>
                 <w:color w:val="1A1A1A"/>
-                <w:sz w:val="18"/>
-                <w:szCs w:val="18"/>
+                <w:sz w:val="21"/>
+                <w:szCs w:val="21"/>
               </w:rPr>
               <w:t xml:space="preserve">  %</w:t>
             </w:r>
@@ -2389,8 +2523,8 @@
                 <w:rFonts w:ascii="Avenir Next" w:hAnsi="Avenir Next" w:cs="Avenir Next" w:eastAsia="Avenir Next"/>
                 <w:b/>
                 <w:color w:val="1A1A1A"/>
-                <w:sz w:val="22"/>
-                <w:szCs w:val="22"/>
+                <w:sz w:val="24"/>
+                <w:szCs w:val="24"/>
               </w:rPr>
               <w:t xml:space="preserve">4.</w:t>
             </w:r>
@@ -2398,8 +2532,8 @@
               <w:rPr>
                 <w:rFonts w:ascii="Avenir Next" w:hAnsi="Avenir Next" w:cs="Avenir Next" w:eastAsia="Avenir Next"/>
                 <w:color w:val="1A1A1A"/>
-                <w:sz w:val="22"/>
-                <w:szCs w:val="22"/>
+                <w:sz w:val="24"/>
+                <w:szCs w:val="24"/>
               </w:rPr>
               <w:tab/>
             </w:r>
@@ -2408,8 +2542,8 @@
                 <w:rFonts w:ascii="Avenir Next" w:hAnsi="Avenir Next" w:cs="Avenir Next" w:eastAsia="Avenir Next"/>
                 <w:b/>
                 <w:color w:val="1A1A1A"/>
-                <w:sz w:val="22"/>
-                <w:szCs w:val="22"/>
+                <w:sz w:val="24"/>
+                <w:szCs w:val="24"/>
               </w:rPr>
               <w:t xml:space="preserve">Garden Plants.  </w:t>
             </w:r>
@@ -2417,8 +2551,8 @@
               <w:rPr>
                 <w:rFonts w:ascii="Avenir Next" w:hAnsi="Avenir Next" w:cs="Avenir Next" w:eastAsia="Avenir Next"/>
                 <w:color w:val="1A1A1A"/>
-                <w:sz w:val="22"/>
-                <w:szCs w:val="22"/>
+                <w:sz w:val="24"/>
+                <w:szCs w:val="24"/>
               </w:rPr>
               <w:t xml:space="preserve">A garden has </w:t>
             </w:r>
@@ -2427,8 +2561,8 @@
                 <w:rFonts w:ascii="Avenir Next" w:hAnsi="Avenir Next" w:cs="Avenir Next" w:eastAsia="Avenir Next"/>
                 <w:b/>
                 <w:color w:val="1A1A1A"/>
-                <w:sz w:val="22"/>
-                <w:szCs w:val="22"/>
+                <w:sz w:val="24"/>
+                <w:szCs w:val="24"/>
               </w:rPr>
               <w:t xml:space="preserve">50 plants</w:t>
             </w:r>
@@ -2436,8 +2570,8 @@
               <w:rPr>
                 <w:rFonts w:ascii="Avenir Next" w:hAnsi="Avenir Next" w:cs="Avenir Next" w:eastAsia="Avenir Next"/>
                 <w:color w:val="1A1A1A"/>
-                <w:sz w:val="22"/>
-                <w:szCs w:val="22"/>
+                <w:sz w:val="24"/>
+                <w:szCs w:val="24"/>
               </w:rPr>
               <w:t xml:space="preserve">. </w:t>
             </w:r>
@@ -2446,8 +2580,8 @@
                 <w:rFonts w:ascii="Avenir Next" w:hAnsi="Avenir Next" w:cs="Avenir Next" w:eastAsia="Avenir Next"/>
                 <w:b/>
                 <w:color w:val="1A1A1A"/>
-                <w:sz w:val="22"/>
-                <w:szCs w:val="22"/>
+                <w:sz w:val="24"/>
+                <w:szCs w:val="24"/>
               </w:rPr>
               <w:t xml:space="preserve">22</w:t>
             </w:r>
@@ -2455,8 +2589,8 @@
               <w:rPr>
                 <w:rFonts w:ascii="Avenir Next" w:hAnsi="Avenir Next" w:cs="Avenir Next" w:eastAsia="Avenir Next"/>
                 <w:color w:val="1A1A1A"/>
-                <w:sz w:val="22"/>
-                <w:szCs w:val="22"/>
+                <w:sz w:val="24"/>
+                <w:szCs w:val="24"/>
               </w:rPr>
               <w:t xml:space="preserve"> of them are tomato plants.</w:t>
             </w:r>
@@ -2475,8 +2609,8 @@
                 <w:rFonts w:ascii="Avenir Next" w:hAnsi="Avenir Next" w:cs="Avenir Next" w:eastAsia="Avenir Next"/>
                 <w:b/>
                 <w:color w:val="003A70"/>
-                <w:sz w:val="18"/>
-                <w:szCs w:val="18"/>
+                <w:sz w:val="21"/>
+                <w:szCs w:val="21"/>
               </w:rPr>
               <w:t xml:space="preserve">Step 1</w:t>
             </w:r>
@@ -2484,8 +2618,8 @@
               <w:rPr>
                 <w:rFonts w:ascii="Avenir Next" w:hAnsi="Avenir Next" w:cs="Avenir Next" w:eastAsia="Avenir Next"/>
                 <w:color w:val="1A1A1A"/>
-                <w:sz w:val="18"/>
-                <w:szCs w:val="18"/>
+                <w:sz w:val="21"/>
+                <w:szCs w:val="21"/>
               </w:rPr>
               <w:tab/>
             </w:r>
@@ -2493,8 +2627,8 @@
               <w:rPr>
                 <w:rFonts w:ascii="Avenir Next" w:hAnsi="Avenir Next" w:cs="Avenir Next" w:eastAsia="Avenir Next"/>
                 <w:color w:val="1A1A1A"/>
-                <w:sz w:val="21"/>
-                <w:szCs w:val="21"/>
+                <w:sz w:val="22"/>
+                <w:szCs w:val="22"/>
               </w:rPr>
               <w:t xml:space="preserve">50 × 2 = 100. Multiply 22 by 2 too.</w:t>
             </w:r>
@@ -2513,8 +2647,8 @@
                 <w:rFonts w:ascii="Avenir Next" w:hAnsi="Avenir Next" w:cs="Avenir Next" w:eastAsia="Avenir Next"/>
                 <w:b/>
                 <w:color w:val="003A70"/>
-                <w:sz w:val="18"/>
-                <w:szCs w:val="18"/>
+                <w:sz w:val="21"/>
+                <w:szCs w:val="21"/>
               </w:rPr>
               <w:t xml:space="preserve">Step 2</w:t>
             </w:r>
@@ -2522,8 +2656,8 @@
               <w:rPr>
                 <w:rFonts w:ascii="Avenir Next" w:hAnsi="Avenir Next" w:cs="Avenir Next" w:eastAsia="Avenir Next"/>
                 <w:color w:val="1A1A1A"/>
-                <w:sz w:val="18"/>
-                <w:szCs w:val="18"/>
+                <w:sz w:val="21"/>
+                <w:szCs w:val="21"/>
               </w:rPr>
               <w:tab/>
             </w:r>
@@ -2531,8 +2665,8 @@
               <w:rPr>
                 <w:rFonts w:ascii="Avenir Next" w:hAnsi="Avenir Next" w:cs="Avenir Next" w:eastAsia="Avenir Next"/>
                 <w:color w:val="1A1A1A"/>
-                <w:sz w:val="21"/>
-                <w:szCs w:val="21"/>
+                <w:sz w:val="22"/>
+                <w:szCs w:val="22"/>
               </w:rPr>
               <w:t xml:space="preserve">Subtract your percent from 100%.</w:t>
             </w:r>
@@ -2551,8 +2685,8 @@
                 <w:rFonts w:ascii="Avenir Next" w:hAnsi="Avenir Next" w:cs="Avenir Next" w:eastAsia="Avenir Next"/>
                 <w:b/>
                 <w:color w:val="003A70"/>
-                <w:sz w:val="22"/>
-                <w:szCs w:val="22"/>
+                <w:sz w:val="24"/>
+                <w:szCs w:val="24"/>
               </w:rPr>
               <w:t xml:space="preserve">a.</w:t>
             </w:r>
@@ -2560,8 +2694,8 @@
               <w:rPr>
                 <w:rFonts w:ascii="Avenir Next" w:hAnsi="Avenir Next" w:cs="Avenir Next" w:eastAsia="Avenir Next"/>
                 <w:color w:val="1A1A1A"/>
-                <w:sz w:val="22"/>
-                <w:szCs w:val="22"/>
+                <w:sz w:val="24"/>
+                <w:szCs w:val="24"/>
               </w:rPr>
               <w:tab/>
             </w:r>
@@ -2569,8 +2703,8 @@
               <w:rPr>
                 <w:rFonts w:ascii="Avenir Next" w:hAnsi="Avenir Next" w:cs="Avenir Next" w:eastAsia="Avenir Next"/>
                 <w:color w:val="1A1A1A"/>
-                <w:sz w:val="22"/>
-                <w:szCs w:val="22"/>
+                <w:sz w:val="24"/>
+                <w:szCs w:val="24"/>
               </w:rPr>
               <w:t xml:space="preserve">What percent are tomato plants?</w:t>
             </w:r>
@@ -2578,8 +2712,8 @@
               <w:rPr>
                 <w:rFonts w:ascii="Avenir Next" w:hAnsi="Avenir Next" w:cs="Avenir Next" w:eastAsia="Avenir Next"/>
                 <w:color w:val="1A1A1A"/>
-                <w:sz w:val="22"/>
-                <w:szCs w:val="22"/>
+                <w:sz w:val="24"/>
+                <w:szCs w:val="24"/>
               </w:rPr>
               <w:t xml:space="preserve">  </w:t>
             </w:r>
@@ -2587,8 +2721,8 @@
               <w:rPr>
                 <w:rFonts w:ascii="Avenir Next" w:hAnsi="Avenir Next" w:cs="Avenir Next" w:eastAsia="Avenir Next"/>
                 <w:color w:val="1A1A1A"/>
-                <w:sz w:val="22"/>
-                <w:szCs w:val="22"/>
+                <w:sz w:val="24"/>
+                <w:szCs w:val="24"/>
                 <w:u w:val="single"/>
               </w:rPr>
               <w:t xml:space="preserve">                </w:t>
@@ -2597,8 +2731,8 @@
               <w:rPr>
                 <w:rFonts w:ascii="Avenir Next" w:hAnsi="Avenir Next" w:cs="Avenir Next" w:eastAsia="Avenir Next"/>
                 <w:color w:val="1A1A1A"/>
-                <w:sz w:val="22"/>
-                <w:szCs w:val="22"/>
+                <w:sz w:val="24"/>
+                <w:szCs w:val="24"/>
               </w:rPr>
               <w:t xml:space="preserve"> %</w:t>
             </w:r>
@@ -2617,8 +2751,8 @@
                 <w:rFonts w:ascii="Avenir Next" w:hAnsi="Avenir Next" w:cs="Avenir Next" w:eastAsia="Avenir Next"/>
                 <w:b/>
                 <w:color w:val="003A70"/>
-                <w:sz w:val="22"/>
-                <w:szCs w:val="22"/>
+                <w:sz w:val="24"/>
+                <w:szCs w:val="24"/>
               </w:rPr>
               <w:t xml:space="preserve">b.</w:t>
             </w:r>
@@ -2626,8 +2760,8 @@
               <w:rPr>
                 <w:rFonts w:ascii="Avenir Next" w:hAnsi="Avenir Next" w:cs="Avenir Next" w:eastAsia="Avenir Next"/>
                 <w:color w:val="1A1A1A"/>
-                <w:sz w:val="22"/>
-                <w:szCs w:val="22"/>
+                <w:sz w:val="24"/>
+                <w:szCs w:val="24"/>
               </w:rPr>
               <w:tab/>
             </w:r>
@@ -2635,8 +2769,8 @@
               <w:rPr>
                 <w:rFonts w:ascii="Avenir Next" w:hAnsi="Avenir Next" w:cs="Avenir Next" w:eastAsia="Avenir Next"/>
                 <w:color w:val="1A1A1A"/>
-                <w:sz w:val="22"/>
-                <w:szCs w:val="22"/>
+                <w:sz w:val="24"/>
+                <w:szCs w:val="24"/>
               </w:rPr>
               <w:t xml:space="preserve">What percent are </w:t>
             </w:r>
@@ -2645,8 +2779,8 @@
                 <w:rFonts w:ascii="Avenir Next" w:hAnsi="Avenir Next" w:cs="Avenir Next" w:eastAsia="Avenir Next"/>
                 <w:b/>
                 <w:color w:val="1A1A1A"/>
-                <w:sz w:val="22"/>
-                <w:szCs w:val="22"/>
+                <w:sz w:val="24"/>
+                <w:szCs w:val="24"/>
               </w:rPr>
               <w:t xml:space="preserve">not</w:t>
             </w:r>
@@ -2654,8 +2788,8 @@
               <w:rPr>
                 <w:rFonts w:ascii="Avenir Next" w:hAnsi="Avenir Next" w:cs="Avenir Next" w:eastAsia="Avenir Next"/>
                 <w:color w:val="1A1A1A"/>
-                <w:sz w:val="22"/>
-                <w:szCs w:val="22"/>
+                <w:sz w:val="24"/>
+                <w:szCs w:val="24"/>
               </w:rPr>
               <w:t xml:space="preserve"> tomato plants?</w:t>
             </w:r>
@@ -2663,8 +2797,8 @@
               <w:rPr>
                 <w:rFonts w:ascii="Avenir Next" w:hAnsi="Avenir Next" w:cs="Avenir Next" w:eastAsia="Avenir Next"/>
                 <w:color w:val="1A1A1A"/>
-                <w:sz w:val="22"/>
-                <w:szCs w:val="22"/>
+                <w:sz w:val="24"/>
+                <w:szCs w:val="24"/>
               </w:rPr>
               <w:t xml:space="preserve">  </w:t>
             </w:r>
@@ -2672,8 +2806,8 @@
               <w:rPr>
                 <w:rFonts w:ascii="Avenir Next" w:hAnsi="Avenir Next" w:cs="Avenir Next" w:eastAsia="Avenir Next"/>
                 <w:color w:val="1A1A1A"/>
-                <w:sz w:val="22"/>
-                <w:szCs w:val="22"/>
+                <w:sz w:val="24"/>
+                <w:szCs w:val="24"/>
                 <w:u w:val="single"/>
               </w:rPr>
               <w:t xml:space="preserve">                </w:t>
@@ -2682,8 +2816,8 @@
               <w:rPr>
                 <w:rFonts w:ascii="Avenir Next" w:hAnsi="Avenir Next" w:cs="Avenir Next" w:eastAsia="Avenir Next"/>
                 <w:color w:val="1A1A1A"/>
-                <w:sz w:val="22"/>
-                <w:szCs w:val="22"/>
+                <w:sz w:val="24"/>
+                <w:szCs w:val="24"/>
               </w:rPr>
               <w:t xml:space="preserve"> %</w:t>
             </w:r>
@@ -2748,8 +2882,8 @@
                 <w:rFonts w:ascii="Avenir Next" w:hAnsi="Avenir Next" w:cs="Avenir Next" w:eastAsia="Avenir Next"/>
                 <w:b/>
                 <w:color w:val="1A1A1A"/>
-                <w:sz w:val="22"/>
-                <w:szCs w:val="22"/>
+                <w:sz w:val="24"/>
+                <w:szCs w:val="24"/>
               </w:rPr>
               <w:t xml:space="preserve">5.</w:t>
             </w:r>
@@ -2757,8 +2891,8 @@
               <w:rPr>
                 <w:rFonts w:ascii="Avenir Next" w:hAnsi="Avenir Next" w:cs="Avenir Next" w:eastAsia="Avenir Next"/>
                 <w:color w:val="1A1A1A"/>
-                <w:sz w:val="22"/>
-                <w:szCs w:val="22"/>
+                <w:sz w:val="24"/>
+                <w:szCs w:val="24"/>
               </w:rPr>
               <w:tab/>
             </w:r>
@@ -2767,8 +2901,8 @@
                 <w:rFonts w:ascii="Avenir Next" w:hAnsi="Avenir Next" w:cs="Avenir Next" w:eastAsia="Avenir Next"/>
                 <w:b/>
                 <w:color w:val="1A1A1A"/>
-                <w:sz w:val="22"/>
-                <w:szCs w:val="22"/>
+                <w:sz w:val="24"/>
+                <w:szCs w:val="24"/>
               </w:rPr>
               <w:t xml:space="preserve">Find the Error.  </w:t>
             </w:r>
@@ -2776,8 +2910,8 @@
               <w:rPr>
                 <w:rFonts w:ascii="Avenir Next" w:hAnsi="Avenir Next" w:cs="Avenir Next" w:eastAsia="Avenir Next"/>
                 <w:color w:val="1A1A1A"/>
-                <w:sz w:val="22"/>
-                <w:szCs w:val="22"/>
+                <w:sz w:val="24"/>
+                <w:szCs w:val="24"/>
               </w:rPr>
               <w:t xml:space="preserve">To write 7 out of 20 as a percent, Ana added 80 to both numbers. She got 87 out of 100, so she wrote 87%. Explain her mistake and find the correct percent.</w:t>
             </w:r>
@@ -2803,8 +2937,8 @@
                 <w:rFonts w:ascii="Avenir Next" w:hAnsi="Avenir Next" w:cs="Avenir Next" w:eastAsia="Avenir Next"/>
                 <w:i/>
                 <w:color w:val="1A1A1A"/>
-                <w:sz w:val="18"/>
-                <w:szCs w:val="18"/>
+                <w:sz w:val="21"/>
+                <w:szCs w:val="21"/>
               </w:rPr>
               <w:t xml:space="preserve">Ana’s mistake is </w:t>
             </w:r>
@@ -2812,8 +2946,8 @@
               <w:rPr>
                 <w:rFonts w:ascii="Avenir Next" w:hAnsi="Avenir Next" w:cs="Avenir Next" w:eastAsia="Avenir Next"/>
                 <w:color w:val="1A1A1A"/>
-                <w:sz w:val="18"/>
-                <w:szCs w:val="18"/>
+                <w:sz w:val="21"/>
+                <w:szCs w:val="21"/>
                 <w:u w:val="single"/>
               </w:rPr>
               <w:t xml:space="preserve">      </w:t>
@@ -2823,8 +2957,8 @@
                 <w:rFonts w:ascii="Avenir Next" w:hAnsi="Avenir Next" w:cs="Avenir Next" w:eastAsia="Avenir Next"/>
                 <w:i/>
                 <w:color w:val="1A1A1A"/>
-                <w:sz w:val="18"/>
-                <w:szCs w:val="18"/>
+                <w:sz w:val="21"/>
+                <w:szCs w:val="21"/>
               </w:rPr>
               <w:t xml:space="preserve">. 20 × </w:t>
             </w:r>
@@ -2832,8 +2966,8 @@
               <w:rPr>
                 <w:rFonts w:ascii="Avenir Next" w:hAnsi="Avenir Next" w:cs="Avenir Next" w:eastAsia="Avenir Next"/>
                 <w:color w:val="1A1A1A"/>
-                <w:sz w:val="18"/>
-                <w:szCs w:val="18"/>
+                <w:sz w:val="21"/>
+                <w:szCs w:val="21"/>
                 <w:u w:val="single"/>
               </w:rPr>
               <w:t xml:space="preserve">      </w:t>
@@ -2843,8 +2977,8 @@
                 <w:rFonts w:ascii="Avenir Next" w:hAnsi="Avenir Next" w:cs="Avenir Next" w:eastAsia="Avenir Next"/>
                 <w:i/>
                 <w:color w:val="1A1A1A"/>
-                <w:sz w:val="18"/>
-                <w:szCs w:val="18"/>
+                <w:sz w:val="21"/>
+                <w:szCs w:val="21"/>
               </w:rPr>
               <w:t xml:space="preserve"> = 100, so 7 × </w:t>
             </w:r>
@@ -2852,8 +2986,8 @@
               <w:rPr>
                 <w:rFonts w:ascii="Avenir Next" w:hAnsi="Avenir Next" w:cs="Avenir Next" w:eastAsia="Avenir Next"/>
                 <w:color w:val="1A1A1A"/>
-                <w:sz w:val="18"/>
-                <w:szCs w:val="18"/>
+                <w:sz w:val="21"/>
+                <w:szCs w:val="21"/>
                 <w:u w:val="single"/>
               </w:rPr>
               <w:t xml:space="preserve">      </w:t>
@@ -2863,8 +2997,8 @@
                 <w:rFonts w:ascii="Avenir Next" w:hAnsi="Avenir Next" w:cs="Avenir Next" w:eastAsia="Avenir Next"/>
                 <w:i/>
                 <w:color w:val="1A1A1A"/>
-                <w:sz w:val="18"/>
-                <w:szCs w:val="18"/>
+                <w:sz w:val="21"/>
+                <w:szCs w:val="21"/>
               </w:rPr>
               <w:t xml:space="preserve"> = </w:t>
             </w:r>
@@ -2872,8 +3006,8 @@
               <w:rPr>
                 <w:rFonts w:ascii="Avenir Next" w:hAnsi="Avenir Next" w:cs="Avenir Next" w:eastAsia="Avenir Next"/>
                 <w:color w:val="1A1A1A"/>
-                <w:sz w:val="18"/>
-                <w:szCs w:val="18"/>
+                <w:sz w:val="21"/>
+                <w:szCs w:val="21"/>
                 <w:u w:val="single"/>
               </w:rPr>
               <w:t xml:space="preserve">      </w:t>
@@ -2883,8 +3017,8 @@
                 <w:rFonts w:ascii="Avenir Next" w:hAnsi="Avenir Next" w:cs="Avenir Next" w:eastAsia="Avenir Next"/>
                 <w:i/>
                 <w:color w:val="1A1A1A"/>
-                <w:sz w:val="18"/>
-                <w:szCs w:val="18"/>
+                <w:sz w:val="21"/>
+                <w:szCs w:val="21"/>
               </w:rPr>
               <w:t xml:space="preserve">, which is </w:t>
             </w:r>
@@ -2892,8 +3026,8 @@
               <w:rPr>
                 <w:rFonts w:ascii="Avenir Next" w:hAnsi="Avenir Next" w:cs="Avenir Next" w:eastAsia="Avenir Next"/>
                 <w:color w:val="1A1A1A"/>
-                <w:sz w:val="18"/>
-                <w:szCs w:val="18"/>
+                <w:sz w:val="21"/>
+                <w:szCs w:val="21"/>
                 <w:u w:val="single"/>
               </w:rPr>
               <w:t xml:space="preserve">      </w:t>
@@ -2903,8 +3037,8 @@
                 <w:rFonts w:ascii="Avenir Next" w:hAnsi="Avenir Next" w:cs="Avenir Next" w:eastAsia="Avenir Next"/>
                 <w:i/>
                 <w:color w:val="1A1A1A"/>
-                <w:sz w:val="18"/>
-                <w:szCs w:val="18"/>
+                <w:sz w:val="21"/>
+                <w:szCs w:val="21"/>
               </w:rPr>
               <w:t xml:space="preserve">%.</w:t>
             </w:r>
@@ -3185,8 +3319,8 @@
         <w:rPr>
           <w:rFonts w:ascii="Avenir Next" w:hAnsi="Avenir Next" w:cs="Avenir Next" w:eastAsia="Avenir Next"/>
           <w:color w:val="1A1A1A"/>
-          <w:sz w:val="22"/>
-          <w:szCs w:val="22"/>
+          <w:sz w:val="23"/>
+          <w:szCs w:val="23"/>
         </w:rPr>
         <w:t xml:space="preserve">Name</w:t>
       </w:r>
@@ -3194,8 +3328,8 @@
         <w:rPr>
           <w:rFonts w:ascii="Avenir Next" w:hAnsi="Avenir Next" w:cs="Avenir Next" w:eastAsia="Avenir Next"/>
           <w:color w:val="1A1A1A"/>
-          <w:sz w:val="22"/>
-          <w:szCs w:val="22"/>
+          <w:sz w:val="23"/>
+          <w:szCs w:val="23"/>
         </w:rPr>
         <w:tab/>
       </w:r>
@@ -3203,8 +3337,8 @@
         <w:rPr>
           <w:rFonts w:ascii="Avenir Next" w:hAnsi="Avenir Next" w:cs="Avenir Next" w:eastAsia="Avenir Next"/>
           <w:color w:val="1A1A1A"/>
-          <w:sz w:val="22"/>
-          <w:szCs w:val="22"/>
+          <w:sz w:val="23"/>
+          <w:szCs w:val="23"/>
         </w:rPr>
         <w:t xml:space="preserve">   Date</w:t>
       </w:r>
@@ -3212,8 +3346,8 @@
         <w:rPr>
           <w:rFonts w:ascii="Avenir Next" w:hAnsi="Avenir Next" w:cs="Avenir Next" w:eastAsia="Avenir Next"/>
           <w:color w:val="1A1A1A"/>
-          <w:sz w:val="22"/>
-          <w:szCs w:val="22"/>
+          <w:sz w:val="23"/>
+          <w:szCs w:val="23"/>
         </w:rPr>
         <w:tab/>
       </w:r>
@@ -3221,8 +3355,8 @@
         <w:rPr>
           <w:rFonts w:ascii="Avenir Next" w:hAnsi="Avenir Next" w:cs="Avenir Next" w:eastAsia="Avenir Next"/>
           <w:color w:val="1A1A1A"/>
-          <w:sz w:val="22"/>
-          <w:szCs w:val="22"/>
+          <w:sz w:val="23"/>
+          <w:szCs w:val="23"/>
         </w:rPr>
         <w:t xml:space="preserve">   Period</w:t>
       </w:r>
@@ -3230,8 +3364,8 @@
         <w:rPr>
           <w:rFonts w:ascii="Avenir Next" w:hAnsi="Avenir Next" w:cs="Avenir Next" w:eastAsia="Avenir Next"/>
           <w:color w:val="1A1A1A"/>
-          <w:sz w:val="22"/>
-          <w:szCs w:val="22"/>
+          <w:sz w:val="23"/>
+          <w:szCs w:val="23"/>
         </w:rPr>
         <w:tab/>
       </w:r>
@@ -3248,8 +3382,8 @@
           <w:caps/>
           <w:color w:val="003A70"/>
           <w:spacing w:val="12"/>
-          <w:sz w:val="21"/>
-          <w:szCs w:val="21"/>
+          <w:sz w:val="22"/>
+          <w:szCs w:val="22"/>
         </w:rPr>
         <w:t xml:space="preserve">Lesson 4-1  ·  Homework Packet  ·  Level 1  ·  Sheet 2 of 2</w:t>
       </w:r>
@@ -3284,7 +3418,7 @@
           <w:sz w:val="17"/>
           <w:szCs w:val="17"/>
         </w:rPr>
-        <w:t xml:space="preserve">Maryland Standard 6.RP.A.3c   ·   Learning target — I can use percents greater than 100% to describe an amount larger than the whole.</w:t>
+        <w:t xml:space="preserve">Maryland Standard 6.AT.4   ·   Learning target — I can use percents greater than 100% to describe an amount larger than the whole.</w:t>
       </w:r>
     </w:p>
     <w:p>
@@ -3355,8 +3489,8 @@
                 <w:rFonts w:ascii="Avenir Next" w:hAnsi="Avenir Next" w:cs="Avenir Next" w:eastAsia="Avenir Next"/>
                 <w:b/>
                 <w:color w:val="003A70"/>
-                <w:sz w:val="18"/>
-                <w:szCs w:val="18"/>
+                <w:sz w:val="22"/>
+                <w:szCs w:val="22"/>
               </w:rPr>
               <w:t xml:space="preserve">•</w:t>
             </w:r>
@@ -3364,8 +3498,8 @@
               <w:rPr>
                 <w:rFonts w:ascii="Avenir Next" w:hAnsi="Avenir Next" w:cs="Avenir Next" w:eastAsia="Avenir Next"/>
                 <w:color w:val="1A1A1A"/>
-                <w:sz w:val="18"/>
-                <w:szCs w:val="18"/>
+                <w:sz w:val="22"/>
+                <w:szCs w:val="22"/>
               </w:rPr>
               <w:tab/>
             </w:r>
@@ -3374,8 +3508,8 @@
                 <w:rFonts w:ascii="Avenir Next" w:hAnsi="Avenir Next" w:cs="Avenir Next" w:eastAsia="Avenir Next"/>
                 <w:b/>
                 <w:color w:val="1A1A1A"/>
-                <w:sz w:val="18"/>
-                <w:szCs w:val="18"/>
+                <w:sz w:val="22"/>
+                <w:szCs w:val="22"/>
               </w:rPr>
               <w:t xml:space="preserve">100%</w:t>
             </w:r>
@@ -3383,8 +3517,8 @@
               <w:rPr>
                 <w:rFonts w:ascii="Avenir Next" w:hAnsi="Avenir Next" w:cs="Avenir Next" w:eastAsia="Avenir Next"/>
                 <w:color w:val="1A1A1A"/>
-                <w:sz w:val="18"/>
-                <w:szCs w:val="18"/>
+                <w:sz w:val="22"/>
+                <w:szCs w:val="22"/>
               </w:rPr>
               <w:t xml:space="preserve"> is one whole. Over 100% is </w:t>
             </w:r>
@@ -3393,8 +3527,8 @@
                 <w:rFonts w:ascii="Avenir Next" w:hAnsi="Avenir Next" w:cs="Avenir Next" w:eastAsia="Avenir Next"/>
                 <w:b/>
                 <w:color w:val="1A1A1A"/>
-                <w:sz w:val="18"/>
-                <w:szCs w:val="18"/>
+                <w:sz w:val="22"/>
+                <w:szCs w:val="22"/>
               </w:rPr>
               <w:t xml:space="preserve">more than the whole</w:t>
             </w:r>
@@ -3402,8 +3536,8 @@
               <w:rPr>
                 <w:rFonts w:ascii="Avenir Next" w:hAnsi="Avenir Next" w:cs="Avenir Next" w:eastAsia="Avenir Next"/>
                 <w:color w:val="1A1A1A"/>
-                <w:sz w:val="18"/>
-                <w:szCs w:val="18"/>
+                <w:sz w:val="22"/>
+                <w:szCs w:val="22"/>
               </w:rPr>
               <w:t xml:space="preserve">.</w:t>
             </w:r>
@@ -3421,8 +3555,8 @@
                 <w:rFonts w:ascii="Avenir Next" w:hAnsi="Avenir Next" w:cs="Avenir Next" w:eastAsia="Avenir Next"/>
                 <w:b/>
                 <w:color w:val="003A70"/>
-                <w:sz w:val="18"/>
-                <w:szCs w:val="18"/>
+                <w:sz w:val="22"/>
+                <w:szCs w:val="22"/>
               </w:rPr>
               <w:t xml:space="preserve">•</w:t>
             </w:r>
@@ -3430,8 +3564,8 @@
               <w:rPr>
                 <w:rFonts w:ascii="Avenir Next" w:hAnsi="Avenir Next" w:cs="Avenir Next" w:eastAsia="Avenir Next"/>
                 <w:color w:val="1A1A1A"/>
-                <w:sz w:val="18"/>
-                <w:szCs w:val="18"/>
+                <w:sz w:val="22"/>
+                <w:szCs w:val="22"/>
               </w:rPr>
               <w:tab/>
             </w:r>
@@ -3439,8 +3573,8 @@
               <w:rPr>
                 <w:rFonts w:ascii="Avenir Next" w:hAnsi="Avenir Next" w:cs="Avenir Next" w:eastAsia="Avenir Next"/>
                 <w:color w:val="1A1A1A"/>
-                <w:sz w:val="18"/>
-                <w:szCs w:val="18"/>
+                <w:sz w:val="22"/>
+                <w:szCs w:val="22"/>
               </w:rPr>
               <w:t xml:space="preserve">200% = 2 times the whole. 150% = 1.5 times.</w:t>
             </w:r>
@@ -3458,8 +3592,8 @@
                 <w:rFonts w:ascii="Avenir Next" w:hAnsi="Avenir Next" w:cs="Avenir Next" w:eastAsia="Avenir Next"/>
                 <w:b/>
                 <w:color w:val="003A70"/>
-                <w:sz w:val="18"/>
-                <w:szCs w:val="18"/>
+                <w:sz w:val="22"/>
+                <w:szCs w:val="22"/>
               </w:rPr>
               <w:t xml:space="preserve">•</w:t>
             </w:r>
@@ -3467,8 +3601,8 @@
               <w:rPr>
                 <w:rFonts w:ascii="Avenir Next" w:hAnsi="Avenir Next" w:cs="Avenir Next" w:eastAsia="Avenir Next"/>
                 <w:color w:val="1A1A1A"/>
-                <w:sz w:val="18"/>
-                <w:szCs w:val="18"/>
+                <w:sz w:val="22"/>
+                <w:szCs w:val="22"/>
               </w:rPr>
               <w:tab/>
             </w:r>
@@ -3476,8 +3610,8 @@
               <w:rPr>
                 <w:rFonts w:ascii="Avenir Next" w:hAnsi="Avenir Next" w:cs="Avenir Next" w:eastAsia="Avenir Next"/>
                 <w:color w:val="1A1A1A"/>
-                <w:sz w:val="18"/>
-                <w:szCs w:val="18"/>
+                <w:sz w:val="22"/>
+                <w:szCs w:val="22"/>
               </w:rPr>
               <w:t xml:space="preserve">“Times as much” to percent: multiply by 100. 2.5 times = 250%.</w:t>
             </w:r>
@@ -3513,8 +3647,8 @@
               <w:rPr>
                 <w:rFonts w:ascii="Avenir Next" w:hAnsi="Avenir Next" w:cs="Avenir Next" w:eastAsia="Avenir Next"/>
                 <w:color w:val="1A1A1A"/>
-                <w:sz w:val="17"/>
-                <w:szCs w:val="17"/>
+                <w:sz w:val="21"/>
+                <w:szCs w:val="21"/>
               </w:rPr>
               <w:t xml:space="preserve">A puppy grew from 10 lb to 13 lb. Write 13 lb as a percent of 10 lb (the whole).</w:t>
             </w:r>
@@ -3532,8 +3666,8 @@
                 <w:rFonts w:ascii="Avenir Next" w:hAnsi="Avenir Next" w:cs="Avenir Next" w:eastAsia="Avenir Next"/>
                 <w:b/>
                 <w:color w:val="003A70"/>
-                <w:sz w:val="17"/>
-                <w:szCs w:val="17"/>
+                <w:sz w:val="21"/>
+                <w:szCs w:val="21"/>
               </w:rPr>
               <w:t xml:space="preserve">Step 1</w:t>
             </w:r>
@@ -3541,8 +3675,8 @@
               <w:rPr>
                 <w:rFonts w:ascii="Avenir Next" w:hAnsi="Avenir Next" w:cs="Avenir Next" w:eastAsia="Avenir Next"/>
                 <w:color w:val="1A1A1A"/>
-                <w:sz w:val="17"/>
-                <w:szCs w:val="17"/>
+                <w:sz w:val="21"/>
+                <w:szCs w:val="21"/>
               </w:rPr>
               <w:tab/>
             </w:r>
@@ -3550,8 +3684,8 @@
               <w:rPr>
                 <w:rFonts w:ascii="Avenir Next" w:hAnsi="Avenir Next" w:cs="Avenir Next" w:eastAsia="Avenir Next"/>
                 <w:color w:val="1A1A1A"/>
-                <w:sz w:val="17"/>
-                <w:szCs w:val="17"/>
+                <w:sz w:val="21"/>
+                <w:szCs w:val="21"/>
               </w:rPr>
               <w:t xml:space="preserve">Scale by 10: 13 to 10 = 130 to 100.</w:t>
             </w:r>
@@ -3569,8 +3703,8 @@
                 <w:rFonts w:ascii="Avenir Next" w:hAnsi="Avenir Next" w:cs="Avenir Next" w:eastAsia="Avenir Next"/>
                 <w:b/>
                 <w:color w:val="003A70"/>
-                <w:sz w:val="17"/>
-                <w:szCs w:val="17"/>
+                <w:sz w:val="21"/>
+                <w:szCs w:val="21"/>
               </w:rPr>
               <w:t xml:space="preserve">Step 2</w:t>
             </w:r>
@@ -3578,8 +3712,8 @@
               <w:rPr>
                 <w:rFonts w:ascii="Avenir Next" w:hAnsi="Avenir Next" w:cs="Avenir Next" w:eastAsia="Avenir Next"/>
                 <w:color w:val="1A1A1A"/>
-                <w:sz w:val="17"/>
-                <w:szCs w:val="17"/>
+                <w:sz w:val="21"/>
+                <w:szCs w:val="21"/>
               </w:rPr>
               <w:tab/>
             </w:r>
@@ -3587,8 +3721,8 @@
               <w:rPr>
                 <w:rFonts w:ascii="Avenir Next" w:hAnsi="Avenir Next" w:cs="Avenir Next" w:eastAsia="Avenir Next"/>
                 <w:color w:val="1A1A1A"/>
-                <w:sz w:val="17"/>
-                <w:szCs w:val="17"/>
+                <w:sz w:val="21"/>
+                <w:szCs w:val="21"/>
               </w:rPr>
               <w:t xml:space="preserve">130 out of 100 = 130%, more than the whole.</w:t>
             </w:r>
@@ -3606,8 +3740,8 @@
                 <w:rFonts w:ascii="Avenir Next" w:hAnsi="Avenir Next" w:cs="Avenir Next" w:eastAsia="Avenir Next"/>
                 <w:b/>
                 <w:color w:val="1A1A1A"/>
-                <w:sz w:val="17"/>
-                <w:szCs w:val="17"/>
+                <w:sz w:val="21"/>
+                <w:szCs w:val="21"/>
               </w:rPr>
               <w:t xml:space="preserve">Answer</w:t>
             </w:r>
@@ -3615,8 +3749,8 @@
               <w:rPr>
                 <w:rFonts w:ascii="Avenir Next" w:hAnsi="Avenir Next" w:cs="Avenir Next" w:eastAsia="Avenir Next"/>
                 <w:color w:val="1A1A1A"/>
-                <w:sz w:val="17"/>
-                <w:szCs w:val="17"/>
+                <w:sz w:val="21"/>
+                <w:szCs w:val="21"/>
               </w:rPr>
               <w:tab/>
             </w:r>
@@ -3625,8 +3759,8 @@
                 <w:rFonts w:ascii="Avenir Next" w:hAnsi="Avenir Next" w:cs="Avenir Next" w:eastAsia="Avenir Next"/>
                 <w:b/>
                 <w:color w:val="1A1A1A"/>
-                <w:sz w:val="17"/>
-                <w:szCs w:val="17"/>
+                <w:sz w:val="21"/>
+                <w:szCs w:val="21"/>
               </w:rPr>
               <w:t xml:space="preserve">130%</w:t>
             </w:r>
@@ -3698,17 +3832,17 @@
                 <w:rFonts w:ascii="Avenir Next" w:hAnsi="Avenir Next" w:cs="Avenir Next" w:eastAsia="Avenir Next"/>
                 <w:b/>
                 <w:color w:val="1A1A1A"/>
-                <w:sz w:val="21"/>
-                <w:szCs w:val="21"/>
-              </w:rPr>
-              <w:t xml:space="preserve">whole</w:t>
+                <w:sz w:val="22"/>
+                <w:szCs w:val="22"/>
+              </w:rPr>
+              <w:t xml:space="preserve">whole (el entero)</w:t>
             </w:r>
             <w:r>
               <w:rPr>
                 <w:rFonts w:ascii="Avenir Next" w:hAnsi="Avenir Next" w:cs="Avenir Next" w:eastAsia="Avenir Next"/>
                 <w:color w:val="5A5F66"/>
-                <w:sz w:val="21"/>
-                <w:szCs w:val="21"/>
+                <w:sz w:val="22"/>
+                <w:szCs w:val="22"/>
               </w:rPr>
               <w:t xml:space="preserve"> — </w:t>
             </w:r>
@@ -3716,8 +3850,8 @@
               <w:rPr>
                 <w:rFonts w:ascii="Avenir Next" w:hAnsi="Avenir Next" w:cs="Avenir Next" w:eastAsia="Avenir Next"/>
                 <w:color w:val="1A1A1A"/>
-                <w:sz w:val="21"/>
-                <w:szCs w:val="21"/>
+                <w:sz w:val="22"/>
+                <w:szCs w:val="22"/>
               </w:rPr>
               <w:t xml:space="preserve">the amount that is 100%</w:t>
             </w:r>
@@ -3731,17 +3865,17 @@
                 <w:rFonts w:ascii="Avenir Next" w:hAnsi="Avenir Next" w:cs="Avenir Next" w:eastAsia="Avenir Next"/>
                 <w:b/>
                 <w:color w:val="1A1A1A"/>
-                <w:sz w:val="21"/>
-                <w:szCs w:val="21"/>
-              </w:rPr>
-              <w:t xml:space="preserve">more than 100%</w:t>
+                <w:sz w:val="22"/>
+                <w:szCs w:val="22"/>
+              </w:rPr>
+              <w:t xml:space="preserve">more than 100% (más de 100%)</w:t>
             </w:r>
             <w:r>
               <w:rPr>
                 <w:rFonts w:ascii="Avenir Next" w:hAnsi="Avenir Next" w:cs="Avenir Next" w:eastAsia="Avenir Next"/>
                 <w:color w:val="5A5F66"/>
-                <w:sz w:val="21"/>
-                <w:szCs w:val="21"/>
+                <w:sz w:val="22"/>
+                <w:szCs w:val="22"/>
               </w:rPr>
               <w:t xml:space="preserve"> — </w:t>
             </w:r>
@@ -3749,8 +3883,8 @@
               <w:rPr>
                 <w:rFonts w:ascii="Avenir Next" w:hAnsi="Avenir Next" w:cs="Avenir Next" w:eastAsia="Avenir Next"/>
                 <w:color w:val="1A1A1A"/>
-                <w:sz w:val="21"/>
-                <w:szCs w:val="21"/>
+                <w:sz w:val="22"/>
+                <w:szCs w:val="22"/>
               </w:rPr>
               <w:t xml:space="preserve">more than the whole</w:t>
             </w:r>
@@ -3775,17 +3909,17 @@
                 <w:rFonts w:ascii="Avenir Next" w:hAnsi="Avenir Next" w:cs="Avenir Next" w:eastAsia="Avenir Next"/>
                 <w:b/>
                 <w:color w:val="1A1A1A"/>
-                <w:sz w:val="21"/>
-                <w:szCs w:val="21"/>
-              </w:rPr>
-              <w:t xml:space="preserve">times as much</w:t>
+                <w:sz w:val="22"/>
+                <w:szCs w:val="22"/>
+              </w:rPr>
+              <w:t xml:space="preserve">times as much (veces tanto como)</w:t>
             </w:r>
             <w:r>
               <w:rPr>
                 <w:rFonts w:ascii="Avenir Next" w:hAnsi="Avenir Next" w:cs="Avenir Next" w:eastAsia="Avenir Next"/>
                 <w:color w:val="5A5F66"/>
-                <w:sz w:val="21"/>
-                <w:szCs w:val="21"/>
+                <w:sz w:val="22"/>
+                <w:szCs w:val="22"/>
               </w:rPr>
               <w:t xml:space="preserve"> — </w:t>
             </w:r>
@@ -3793,8 +3927,8 @@
               <w:rPr>
                 <w:rFonts w:ascii="Avenir Next" w:hAnsi="Avenir Next" w:cs="Avenir Next" w:eastAsia="Avenir Next"/>
                 <w:color w:val="1A1A1A"/>
-                <w:sz w:val="21"/>
-                <w:szCs w:val="21"/>
+                <w:sz w:val="22"/>
+                <w:szCs w:val="22"/>
               </w:rPr>
               <w:t xml:space="preserve">2 times = 200%, 3 times = 300%</w:t>
             </w:r>
@@ -3812,6 +3946,7 @@
           <w:tab w:val="right" w:pos="9504"/>
         </w:tabs>
         <w:spacing w:before="90" w:after="50" w:line="240" w:lineRule="auto"/>
+        <w:outlineLvl w:val="1"/>
       </w:pPr>
       <w:r>
         <w:rPr>
@@ -3819,8 +3954,8 @@
           <w:b/>
           <w:color w:val="003A70"/>
           <w:spacing w:val="14"/>
-          <w:sz w:val="21"/>
-          <w:szCs w:val="21"/>
+          <w:sz w:val="22"/>
+          <w:szCs w:val="22"/>
         </w:rPr>
         <w:t xml:space="preserve">PRACTICE</w:t>
       </w:r>
@@ -3896,8 +4031,8 @@
                 <w:rFonts w:ascii="Avenir Next" w:hAnsi="Avenir Next" w:cs="Avenir Next" w:eastAsia="Avenir Next"/>
                 <w:b/>
                 <w:color w:val="1A1A1A"/>
-                <w:sz w:val="22"/>
-                <w:szCs w:val="22"/>
+                <w:sz w:val="24"/>
+                <w:szCs w:val="24"/>
               </w:rPr>
               <w:t xml:space="preserve">1.</w:t>
             </w:r>
@@ -3905,8 +4040,8 @@
               <w:rPr>
                 <w:rFonts w:ascii="Avenir Next" w:hAnsi="Avenir Next" w:cs="Avenir Next" w:eastAsia="Avenir Next"/>
                 <w:color w:val="1A1A1A"/>
-                <w:sz w:val="22"/>
-                <w:szCs w:val="22"/>
+                <w:sz w:val="24"/>
+                <w:szCs w:val="24"/>
               </w:rPr>
               <w:tab/>
             </w:r>
@@ -3914,8 +4049,8 @@
               <w:rPr>
                 <w:rFonts w:ascii="Avenir Next" w:hAnsi="Avenir Next" w:cs="Avenir Next" w:eastAsia="Avenir Next"/>
                 <w:color w:val="1A1A1A"/>
-                <w:sz w:val="22"/>
-                <w:szCs w:val="22"/>
+                <w:sz w:val="24"/>
+                <w:szCs w:val="24"/>
               </w:rPr>
               <w:t xml:space="preserve">Write each amount as a percent of the whole.</w:t>
             </w:r>
@@ -3934,8 +4069,8 @@
                 <w:rFonts w:ascii="Avenir Next" w:hAnsi="Avenir Next" w:cs="Avenir Next" w:eastAsia="Avenir Next"/>
                 <w:b/>
                 <w:color w:val="003A70"/>
-                <w:sz w:val="18"/>
-                <w:szCs w:val="18"/>
+                <w:sz w:val="21"/>
+                <w:szCs w:val="21"/>
               </w:rPr>
               <w:t xml:space="preserve">Step 1</w:t>
             </w:r>
@@ -3943,8 +4078,8 @@
               <w:rPr>
                 <w:rFonts w:ascii="Avenir Next" w:hAnsi="Avenir Next" w:cs="Avenir Next" w:eastAsia="Avenir Next"/>
                 <w:color w:val="1A1A1A"/>
-                <w:sz w:val="18"/>
-                <w:szCs w:val="18"/>
+                <w:sz w:val="21"/>
+                <w:szCs w:val="21"/>
               </w:rPr>
               <w:tab/>
             </w:r>
@@ -3952,8 +4087,8 @@
               <w:rPr>
                 <w:rFonts w:ascii="Avenir Next" w:hAnsi="Avenir Next" w:cs="Avenir Next" w:eastAsia="Avenir Next"/>
                 <w:color w:val="1A1A1A"/>
-                <w:sz w:val="21"/>
-                <w:szCs w:val="21"/>
+                <w:sz w:val="22"/>
+                <w:szCs w:val="22"/>
               </w:rPr>
               <w:t xml:space="preserve">1 time as much is 100%.</w:t>
             </w:r>
@@ -3972,8 +4107,8 @@
                 <w:rFonts w:ascii="Avenir Next" w:hAnsi="Avenir Next" w:cs="Avenir Next" w:eastAsia="Avenir Next"/>
                 <w:b/>
                 <w:color w:val="003A70"/>
-                <w:sz w:val="18"/>
-                <w:szCs w:val="18"/>
+                <w:sz w:val="21"/>
+                <w:szCs w:val="21"/>
               </w:rPr>
               <w:t xml:space="preserve">Step 2</w:t>
             </w:r>
@@ -3981,8 +4116,8 @@
               <w:rPr>
                 <w:rFonts w:ascii="Avenir Next" w:hAnsi="Avenir Next" w:cs="Avenir Next" w:eastAsia="Avenir Next"/>
                 <w:color w:val="1A1A1A"/>
-                <w:sz w:val="18"/>
-                <w:szCs w:val="18"/>
+                <w:sz w:val="21"/>
+                <w:szCs w:val="21"/>
               </w:rPr>
               <w:tab/>
             </w:r>
@@ -3990,8 +4125,8 @@
               <w:rPr>
                 <w:rFonts w:ascii="Avenir Next" w:hAnsi="Avenir Next" w:cs="Avenir Next" w:eastAsia="Avenir Next"/>
                 <w:color w:val="1A1A1A"/>
-                <w:sz w:val="21"/>
-                <w:szCs w:val="21"/>
+                <w:sz w:val="22"/>
+                <w:szCs w:val="22"/>
               </w:rPr>
               <w:t xml:space="preserve">Multiply the number of times by 100%.</w:t>
             </w:r>
@@ -4045,8 +4180,8 @@
                       <w:rFonts w:ascii="Avenir Next" w:hAnsi="Avenir Next" w:cs="Avenir Next" w:eastAsia="Avenir Next"/>
                       <w:b/>
                       <w:color w:val="003A70"/>
-                      <w:sz w:val="22"/>
-                      <w:szCs w:val="22"/>
+                      <w:sz w:val="24"/>
+                      <w:szCs w:val="24"/>
                     </w:rPr>
                     <w:t xml:space="preserve">a.</w:t>
                   </w:r>
@@ -4054,8 +4189,8 @@
                     <w:rPr>
                       <w:rFonts w:ascii="Avenir Next" w:hAnsi="Avenir Next" w:cs="Avenir Next" w:eastAsia="Avenir Next"/>
                       <w:color w:val="1A1A1A"/>
-                      <w:sz w:val="22"/>
-                      <w:szCs w:val="22"/>
+                      <w:sz w:val="24"/>
+                      <w:szCs w:val="24"/>
                     </w:rPr>
                     <w:tab/>
                   </w:r>
@@ -4063,8 +4198,8 @@
                     <w:rPr>
                       <w:rFonts w:ascii="Avenir Next" w:hAnsi="Avenir Next" w:cs="Avenir Next" w:eastAsia="Avenir Next"/>
                       <w:color w:val="1A1A1A"/>
-                      <w:sz w:val="22"/>
-                      <w:szCs w:val="22"/>
+                      <w:sz w:val="24"/>
+                      <w:szCs w:val="24"/>
                     </w:rPr>
                     <w:t xml:space="preserve">3 times as much =</w:t>
                   </w:r>
@@ -4072,8 +4207,8 @@
                     <w:rPr>
                       <w:rFonts w:ascii="Avenir Next" w:hAnsi="Avenir Next" w:cs="Avenir Next" w:eastAsia="Avenir Next"/>
                       <w:color w:val="1A1A1A"/>
-                      <w:sz w:val="22"/>
-                      <w:szCs w:val="22"/>
+                      <w:sz w:val="24"/>
+                      <w:szCs w:val="24"/>
                     </w:rPr>
                     <w:t xml:space="preserve">  </w:t>
                   </w:r>
@@ -4081,8 +4216,8 @@
                     <w:rPr>
                       <w:rFonts w:ascii="Avenir Next" w:hAnsi="Avenir Next" w:cs="Avenir Next" w:eastAsia="Avenir Next"/>
                       <w:color w:val="1A1A1A"/>
-                      <w:sz w:val="22"/>
-                      <w:szCs w:val="22"/>
+                      <w:sz w:val="24"/>
+                      <w:szCs w:val="24"/>
                       <w:u w:val="single"/>
                     </w:rPr>
                     <w:t xml:space="preserve">        </w:t>
@@ -4091,8 +4226,8 @@
                     <w:rPr>
                       <w:rFonts w:ascii="Avenir Next" w:hAnsi="Avenir Next" w:cs="Avenir Next" w:eastAsia="Avenir Next"/>
                       <w:color w:val="1A1A1A"/>
-                      <w:sz w:val="22"/>
-                      <w:szCs w:val="22"/>
+                      <w:sz w:val="24"/>
+                      <w:szCs w:val="24"/>
                     </w:rPr>
                     <w:t xml:space="preserve"> %</w:t>
                   </w:r>
@@ -4116,8 +4251,8 @@
                       <w:rFonts w:ascii="Avenir Next" w:hAnsi="Avenir Next" w:cs="Avenir Next" w:eastAsia="Avenir Next"/>
                       <w:b/>
                       <w:color w:val="003A70"/>
-                      <w:sz w:val="22"/>
-                      <w:szCs w:val="22"/>
+                      <w:sz w:val="24"/>
+                      <w:szCs w:val="24"/>
                     </w:rPr>
                     <w:t xml:space="preserve">b.</w:t>
                   </w:r>
@@ -4125,8 +4260,8 @@
                     <w:rPr>
                       <w:rFonts w:ascii="Avenir Next" w:hAnsi="Avenir Next" w:cs="Avenir Next" w:eastAsia="Avenir Next"/>
                       <w:color w:val="1A1A1A"/>
-                      <w:sz w:val="22"/>
-                      <w:szCs w:val="22"/>
+                      <w:sz w:val="24"/>
+                      <w:szCs w:val="24"/>
                     </w:rPr>
                     <w:tab/>
                   </w:r>
@@ -4134,8 +4269,8 @@
                     <w:rPr>
                       <w:rFonts w:ascii="Avenir Next" w:hAnsi="Avenir Next" w:cs="Avenir Next" w:eastAsia="Avenir Next"/>
                       <w:color w:val="1A1A1A"/>
-                      <w:sz w:val="22"/>
-                      <w:szCs w:val="22"/>
+                      <w:sz w:val="24"/>
+                      <w:szCs w:val="24"/>
                     </w:rPr>
                     <w:t xml:space="preserve">1.75 times as much =</w:t>
                   </w:r>
@@ -4143,8 +4278,8 @@
                     <w:rPr>
                       <w:rFonts w:ascii="Avenir Next" w:hAnsi="Avenir Next" w:cs="Avenir Next" w:eastAsia="Avenir Next"/>
                       <w:color w:val="1A1A1A"/>
-                      <w:sz w:val="22"/>
-                      <w:szCs w:val="22"/>
+                      <w:sz w:val="24"/>
+                      <w:szCs w:val="24"/>
                     </w:rPr>
                     <w:t xml:space="preserve">  </w:t>
                   </w:r>
@@ -4152,8 +4287,8 @@
                     <w:rPr>
                       <w:rFonts w:ascii="Avenir Next" w:hAnsi="Avenir Next" w:cs="Avenir Next" w:eastAsia="Avenir Next"/>
                       <w:color w:val="1A1A1A"/>
-                      <w:sz w:val="22"/>
-                      <w:szCs w:val="22"/>
+                      <w:sz w:val="24"/>
+                      <w:szCs w:val="24"/>
                       <w:u w:val="single"/>
                     </w:rPr>
                     <w:t xml:space="preserve">        </w:t>
@@ -4162,8 +4297,8 @@
                     <w:rPr>
                       <w:rFonts w:ascii="Avenir Next" w:hAnsi="Avenir Next" w:cs="Avenir Next" w:eastAsia="Avenir Next"/>
                       <w:color w:val="1A1A1A"/>
-                      <w:sz w:val="22"/>
-                      <w:szCs w:val="22"/>
+                      <w:sz w:val="24"/>
+                      <w:szCs w:val="24"/>
                     </w:rPr>
                     <w:t xml:space="preserve"> %</w:t>
                   </w:r>
@@ -4236,8 +4371,8 @@
                 <w:rFonts w:ascii="Avenir Next" w:hAnsi="Avenir Next" w:cs="Avenir Next" w:eastAsia="Avenir Next"/>
                 <w:b/>
                 <w:color w:val="1A1A1A"/>
-                <w:sz w:val="22"/>
-                <w:szCs w:val="22"/>
+                <w:sz w:val="24"/>
+                <w:szCs w:val="24"/>
               </w:rPr>
               <w:t xml:space="preserve">2.</w:t>
             </w:r>
@@ -4245,8 +4380,8 @@
               <w:rPr>
                 <w:rFonts w:ascii="Avenir Next" w:hAnsi="Avenir Next" w:cs="Avenir Next" w:eastAsia="Avenir Next"/>
                 <w:color w:val="1A1A1A"/>
-                <w:sz w:val="22"/>
-                <w:szCs w:val="22"/>
+                <w:sz w:val="24"/>
+                <w:szCs w:val="24"/>
               </w:rPr>
               <w:tab/>
             </w:r>
@@ -4255,8 +4390,8 @@
                 <w:rFonts w:ascii="Avenir Next" w:hAnsi="Avenir Next" w:cs="Avenir Next" w:eastAsia="Avenir Next"/>
                 <w:b/>
                 <w:color w:val="1A1A1A"/>
-                <w:sz w:val="22"/>
-                <w:szCs w:val="22"/>
+                <w:sz w:val="24"/>
+                <w:szCs w:val="24"/>
               </w:rPr>
               <w:t xml:space="preserve">Library Books.  </w:t>
             </w:r>
@@ -4264,8 +4399,8 @@
               <w:rPr>
                 <w:rFonts w:ascii="Avenir Next" w:hAnsi="Avenir Next" w:cs="Avenir Next" w:eastAsia="Avenir Next"/>
                 <w:color w:val="1A1A1A"/>
-                <w:sz w:val="22"/>
-                <w:szCs w:val="22"/>
+                <w:sz w:val="24"/>
+                <w:szCs w:val="24"/>
               </w:rPr>
               <w:t xml:space="preserve">Monday (40 books) is the whole. Tuesday: 70 books. Fill in the double number line. Write Tuesday as a percent of Monday.</w:t>
             </w:r>
@@ -4284,8 +4419,8 @@
                 <w:rFonts w:ascii="Avenir Next" w:hAnsi="Avenir Next" w:cs="Avenir Next" w:eastAsia="Avenir Next"/>
                 <w:b/>
                 <w:color w:val="003A70"/>
-                <w:sz w:val="18"/>
-                <w:szCs w:val="18"/>
+                <w:sz w:val="21"/>
+                <w:szCs w:val="21"/>
               </w:rPr>
               <w:t xml:space="preserve">Step 1</w:t>
             </w:r>
@@ -4293,8 +4428,8 @@
               <w:rPr>
                 <w:rFonts w:ascii="Avenir Next" w:hAnsi="Avenir Next" w:cs="Avenir Next" w:eastAsia="Avenir Next"/>
                 <w:color w:val="1A1A1A"/>
-                <w:sz w:val="18"/>
-                <w:szCs w:val="18"/>
+                <w:sz w:val="21"/>
+                <w:szCs w:val="21"/>
               </w:rPr>
               <w:tab/>
             </w:r>
@@ -4302,8 +4437,8 @@
               <w:rPr>
                 <w:rFonts w:ascii="Avenir Next" w:hAnsi="Avenir Next" w:cs="Avenir Next" w:eastAsia="Avenir Next"/>
                 <w:color w:val="1A1A1A"/>
-                <w:sz w:val="21"/>
-                <w:szCs w:val="21"/>
+                <w:sz w:val="22"/>
+                <w:szCs w:val="22"/>
               </w:rPr>
               <w:t xml:space="preserve">40 books is 100%, so 10 books is 25%.</w:t>
             </w:r>
@@ -4322,8 +4457,8 @@
                 <w:rFonts w:ascii="Avenir Next" w:hAnsi="Avenir Next" w:cs="Avenir Next" w:eastAsia="Avenir Next"/>
                 <w:b/>
                 <w:color w:val="003A70"/>
-                <w:sz w:val="18"/>
-                <w:szCs w:val="18"/>
+                <w:sz w:val="21"/>
+                <w:szCs w:val="21"/>
               </w:rPr>
               <w:t xml:space="preserve">Step 2</w:t>
             </w:r>
@@ -4331,8 +4466,8 @@
               <w:rPr>
                 <w:rFonts w:ascii="Avenir Next" w:hAnsi="Avenir Next" w:cs="Avenir Next" w:eastAsia="Avenir Next"/>
                 <w:color w:val="1A1A1A"/>
-                <w:sz w:val="18"/>
-                <w:szCs w:val="18"/>
+                <w:sz w:val="21"/>
+                <w:szCs w:val="21"/>
               </w:rPr>
               <w:tab/>
             </w:r>
@@ -4340,8 +4475,8 @@
               <w:rPr>
                 <w:rFonts w:ascii="Avenir Next" w:hAnsi="Avenir Next" w:cs="Avenir Next" w:eastAsia="Avenir Next"/>
                 <w:color w:val="1A1A1A"/>
-                <w:sz w:val="21"/>
-                <w:szCs w:val="21"/>
+                <w:sz w:val="22"/>
+                <w:szCs w:val="22"/>
               </w:rPr>
               <w:t xml:space="preserve">Count up by 25% for each 10 books.</w:t>
             </w:r>
@@ -4399,8 +4534,8 @@
                 <w:rFonts w:ascii="Avenir Next" w:hAnsi="Avenir Next" w:cs="Avenir Next" w:eastAsia="Avenir Next"/>
                 <w:b/>
                 <w:color w:val="1A1A1A"/>
-                <w:sz w:val="18"/>
-                <w:szCs w:val="18"/>
+                <w:sz w:val="21"/>
+                <w:szCs w:val="21"/>
               </w:rPr>
               <w:t xml:space="preserve">Tuesday</w:t>
             </w:r>
@@ -4408,8 +4543,8 @@
               <w:rPr>
                 <w:rFonts w:ascii="Avenir Next" w:hAnsi="Avenir Next" w:cs="Avenir Next" w:eastAsia="Avenir Next"/>
                 <w:color w:val="1A1A1A"/>
-                <w:sz w:val="18"/>
-                <w:szCs w:val="18"/>
+                <w:sz w:val="21"/>
+                <w:szCs w:val="21"/>
               </w:rPr>
               <w:tab/>
             </w:r>
@@ -4417,8 +4552,8 @@
               <w:rPr>
                 <w:rFonts w:ascii="Avenir Next" w:hAnsi="Avenir Next" w:cs="Avenir Next" w:eastAsia="Avenir Next"/>
                 <w:color w:val="1A1A1A"/>
-                <w:sz w:val="18"/>
-                <w:szCs w:val="18"/>
+                <w:sz w:val="21"/>
+                <w:szCs w:val="21"/>
               </w:rPr>
               <w:t xml:space="preserve">  %</w:t>
             </w:r>
@@ -4483,8 +4618,8 @@
                 <w:rFonts w:ascii="Avenir Next" w:hAnsi="Avenir Next" w:cs="Avenir Next" w:eastAsia="Avenir Next"/>
                 <w:b/>
                 <w:color w:val="1A1A1A"/>
-                <w:sz w:val="22"/>
-                <w:szCs w:val="22"/>
+                <w:sz w:val="24"/>
+                <w:szCs w:val="24"/>
               </w:rPr>
               <w:t xml:space="preserve">3.</w:t>
             </w:r>
@@ -4492,8 +4627,8 @@
               <w:rPr>
                 <w:rFonts w:ascii="Avenir Next" w:hAnsi="Avenir Next" w:cs="Avenir Next" w:eastAsia="Avenir Next"/>
                 <w:color w:val="1A1A1A"/>
-                <w:sz w:val="22"/>
-                <w:szCs w:val="22"/>
+                <w:sz w:val="24"/>
+                <w:szCs w:val="24"/>
               </w:rPr>
               <w:tab/>
             </w:r>
@@ -4502,8 +4637,8 @@
                 <w:rFonts w:ascii="Avenir Next" w:hAnsi="Avenir Next" w:cs="Avenir Next" w:eastAsia="Avenir Next"/>
                 <w:b/>
                 <w:color w:val="1A1A1A"/>
-                <w:sz w:val="22"/>
-                <w:szCs w:val="22"/>
+                <w:sz w:val="24"/>
+                <w:szCs w:val="24"/>
               </w:rPr>
               <w:t xml:space="preserve">Bake Sale.  </w:t>
             </w:r>
@@ -4511,8 +4646,8 @@
               <w:rPr>
                 <w:rFonts w:ascii="Avenir Next" w:hAnsi="Avenir Next" w:cs="Avenir Next" w:eastAsia="Avenir Next"/>
                 <w:color w:val="1A1A1A"/>
-                <w:sz w:val="22"/>
-                <w:szCs w:val="22"/>
+                <w:sz w:val="24"/>
+                <w:szCs w:val="24"/>
               </w:rPr>
               <w:t xml:space="preserve">A class set a goal of $200. They raised $260. What percent of the goal did they raise?</w:t>
             </w:r>
@@ -4531,8 +4666,8 @@
                 <w:rFonts w:ascii="Avenir Next" w:hAnsi="Avenir Next" w:cs="Avenir Next" w:eastAsia="Avenir Next"/>
                 <w:b/>
                 <w:color w:val="003A70"/>
-                <w:sz w:val="18"/>
-                <w:szCs w:val="18"/>
+                <w:sz w:val="21"/>
+                <w:szCs w:val="21"/>
               </w:rPr>
               <w:t xml:space="preserve">Step 1</w:t>
             </w:r>
@@ -4540,8 +4675,8 @@
               <w:rPr>
                 <w:rFonts w:ascii="Avenir Next" w:hAnsi="Avenir Next" w:cs="Avenir Next" w:eastAsia="Avenir Next"/>
                 <w:color w:val="1A1A1A"/>
-                <w:sz w:val="18"/>
-                <w:szCs w:val="18"/>
+                <w:sz w:val="21"/>
+                <w:szCs w:val="21"/>
               </w:rPr>
               <w:tab/>
             </w:r>
@@ -4549,8 +4684,8 @@
               <w:rPr>
                 <w:rFonts w:ascii="Avenir Next" w:hAnsi="Avenir Next" w:cs="Avenir Next" w:eastAsia="Avenir Next"/>
                 <w:color w:val="1A1A1A"/>
-                <w:sz w:val="21"/>
-                <w:szCs w:val="21"/>
+                <w:sz w:val="22"/>
+                <w:szCs w:val="22"/>
               </w:rPr>
               <w:t xml:space="preserve">$200 is the whole, 100%.</w:t>
             </w:r>
@@ -4569,8 +4704,8 @@
                 <w:rFonts w:ascii="Avenir Next" w:hAnsi="Avenir Next" w:cs="Avenir Next" w:eastAsia="Avenir Next"/>
                 <w:b/>
                 <w:color w:val="003A70"/>
-                <w:sz w:val="18"/>
-                <w:szCs w:val="18"/>
+                <w:sz w:val="21"/>
+                <w:szCs w:val="21"/>
               </w:rPr>
               <w:t xml:space="preserve">Step 2</w:t>
             </w:r>
@@ -4578,8 +4713,8 @@
               <w:rPr>
                 <w:rFonts w:ascii="Avenir Next" w:hAnsi="Avenir Next" w:cs="Avenir Next" w:eastAsia="Avenir Next"/>
                 <w:color w:val="1A1A1A"/>
-                <w:sz w:val="18"/>
-                <w:szCs w:val="18"/>
+                <w:sz w:val="21"/>
+                <w:szCs w:val="21"/>
               </w:rPr>
               <w:tab/>
             </w:r>
@@ -4587,8 +4722,8 @@
               <w:rPr>
                 <w:rFonts w:ascii="Avenir Next" w:hAnsi="Avenir Next" w:cs="Avenir Next" w:eastAsia="Avenir Next"/>
                 <w:color w:val="1A1A1A"/>
-                <w:sz w:val="21"/>
-                <w:szCs w:val="21"/>
+                <w:sz w:val="22"/>
+                <w:szCs w:val="22"/>
               </w:rPr>
               <w:t xml:space="preserve">Divide both by 2: 260 to 200 is the same as </w:t>
             </w:r>
@@ -4596,8 +4731,8 @@
               <w:rPr>
                 <w:rFonts w:ascii="Avenir Next" w:hAnsi="Avenir Next" w:cs="Avenir Next" w:eastAsia="Avenir Next"/>
                 <w:color w:val="1A1A1A"/>
-                <w:sz w:val="21"/>
-                <w:szCs w:val="21"/>
+                <w:sz w:val="22"/>
+                <w:szCs w:val="22"/>
                 <w:u w:val="single"/>
               </w:rPr>
               <w:t xml:space="preserve">      </w:t>
@@ -4606,8 +4741,8 @@
               <w:rPr>
                 <w:rFonts w:ascii="Avenir Next" w:hAnsi="Avenir Next" w:cs="Avenir Next" w:eastAsia="Avenir Next"/>
                 <w:color w:val="1A1A1A"/>
-                <w:sz w:val="21"/>
-                <w:szCs w:val="21"/>
+                <w:sz w:val="22"/>
+                <w:szCs w:val="22"/>
               </w:rPr>
               <w:t xml:space="preserve"> to 100.</w:t>
             </w:r>
@@ -4625,8 +4760,8 @@
                 <w:rFonts w:ascii="Avenir Next" w:hAnsi="Avenir Next" w:cs="Avenir Next" w:eastAsia="Avenir Next"/>
                 <w:b/>
                 <w:color w:val="1A1A1A"/>
-                <w:sz w:val="18"/>
-                <w:szCs w:val="18"/>
+                <w:sz w:val="21"/>
+                <w:szCs w:val="21"/>
               </w:rPr>
               <w:t xml:space="preserve">Answer</w:t>
             </w:r>
@@ -4634,8 +4769,8 @@
               <w:rPr>
                 <w:rFonts w:ascii="Avenir Next" w:hAnsi="Avenir Next" w:cs="Avenir Next" w:eastAsia="Avenir Next"/>
                 <w:color w:val="1A1A1A"/>
-                <w:sz w:val="18"/>
-                <w:szCs w:val="18"/>
+                <w:sz w:val="21"/>
+                <w:szCs w:val="21"/>
               </w:rPr>
               <w:tab/>
             </w:r>
@@ -4643,8 +4778,8 @@
               <w:rPr>
                 <w:rFonts w:ascii="Avenir Next" w:hAnsi="Avenir Next" w:cs="Avenir Next" w:eastAsia="Avenir Next"/>
                 <w:color w:val="1A1A1A"/>
-                <w:sz w:val="18"/>
-                <w:szCs w:val="18"/>
+                <w:sz w:val="21"/>
+                <w:szCs w:val="21"/>
               </w:rPr>
               <w:t xml:space="preserve">  %</w:t>
             </w:r>
@@ -4709,8 +4844,8 @@
                 <w:rFonts w:ascii="Avenir Next" w:hAnsi="Avenir Next" w:cs="Avenir Next" w:eastAsia="Avenir Next"/>
                 <w:b/>
                 <w:color w:val="1A1A1A"/>
-                <w:sz w:val="22"/>
-                <w:szCs w:val="22"/>
+                <w:sz w:val="24"/>
+                <w:szCs w:val="24"/>
               </w:rPr>
               <w:t xml:space="preserve">4.</w:t>
             </w:r>
@@ -4718,8 +4853,8 @@
               <w:rPr>
                 <w:rFonts w:ascii="Avenir Next" w:hAnsi="Avenir Next" w:cs="Avenir Next" w:eastAsia="Avenir Next"/>
                 <w:color w:val="1A1A1A"/>
-                <w:sz w:val="22"/>
-                <w:szCs w:val="22"/>
+                <w:sz w:val="24"/>
+                <w:szCs w:val="24"/>
               </w:rPr>
               <w:tab/>
             </w:r>
@@ -4728,8 +4863,8 @@
                 <w:rFonts w:ascii="Avenir Next" w:hAnsi="Avenir Next" w:cs="Avenir Next" w:eastAsia="Avenir Next"/>
                 <w:b/>
                 <w:color w:val="1A1A1A"/>
-                <w:sz w:val="22"/>
-                <w:szCs w:val="22"/>
+                <w:sz w:val="24"/>
+                <w:szCs w:val="24"/>
               </w:rPr>
               <w:t xml:space="preserve">Chess Club.  </w:t>
             </w:r>
@@ -4737,10 +4872,153 @@
               <w:rPr>
                 <w:rFonts w:ascii="Avenir Next" w:hAnsi="Avenir Next" w:cs="Avenir Next" w:eastAsia="Avenir Next"/>
                 <w:color w:val="1A1A1A"/>
-                <w:sz w:val="22"/>
-                <w:szCs w:val="22"/>
+                <w:sz w:val="24"/>
+                <w:szCs w:val="24"/>
               </w:rPr>
               <w:t xml:space="preserve">Last year a chess club had 20 members (the whole). This year it has 33 members. Write this year’s members as a percent of last year’s.</w:t>
+            </w:r>
+          </w:p>
+          <w:p>
+            <w:pPr>
+              <w:keepNext/>
+              <w:spacing w:before="0" w:after="40" w:line="252" w:lineRule="auto"/>
+              <w:ind w:left="432"/>
+            </w:pPr>
+            <w:r>
+              <w:rPr>
+                <w:rFonts w:ascii="Avenir Next" w:hAnsi="Avenir Next" w:cs="Avenir Next" w:eastAsia="Avenir Next"/>
+                <w:b/>
+                <w:color w:val="003A70"/>
+                <w:sz w:val="17"/>
+                <w:szCs w:val="17"/>
+              </w:rPr>
+              <w:t xml:space="preserve">Frame  </w:t>
+            </w:r>
+            <w:r>
+              <w:rPr>
+                <w:rFonts w:ascii="Avenir Next" w:hAnsi="Avenir Next" w:cs="Avenir Next" w:eastAsia="Avenir Next"/>
+                <w:i/>
+                <w:color w:val="1A1A1A"/>
+                <w:sz w:val="21"/>
+                <w:szCs w:val="21"/>
+              </w:rPr>
+              <w:t xml:space="preserve">33 to 20 = </w:t>
+            </w:r>
+            <w:r>
+              <w:rPr>
+                <w:rFonts w:ascii="Avenir Next" w:hAnsi="Avenir Next" w:cs="Avenir Next" w:eastAsia="Avenir Next"/>
+                <w:color w:val="1A1A1A"/>
+                <w:sz w:val="21"/>
+                <w:szCs w:val="21"/>
+                <w:u w:val="single"/>
+              </w:rPr>
+              <w:t xml:space="preserve">      </w:t>
+            </w:r>
+            <w:r>
+              <w:rPr>
+                <w:rFonts w:ascii="Avenir Next" w:hAnsi="Avenir Next" w:cs="Avenir Next" w:eastAsia="Avenir Next"/>
+                <w:i/>
+                <w:color w:val="1A1A1A"/>
+                <w:sz w:val="21"/>
+                <w:szCs w:val="21"/>
+              </w:rPr>
+              <w:t xml:space="preserve"> to 100, so this year is </w:t>
+            </w:r>
+            <w:r>
+              <w:rPr>
+                <w:rFonts w:ascii="Avenir Next" w:hAnsi="Avenir Next" w:cs="Avenir Next" w:eastAsia="Avenir Next"/>
+                <w:color w:val="1A1A1A"/>
+                <w:sz w:val="21"/>
+                <w:szCs w:val="21"/>
+                <w:u w:val="single"/>
+              </w:rPr>
+              <w:t xml:space="preserve">      </w:t>
+            </w:r>
+            <w:r>
+              <w:rPr>
+                <w:rFonts w:ascii="Avenir Next" w:hAnsi="Avenir Next" w:cs="Avenir Next" w:eastAsia="Avenir Next"/>
+                <w:i/>
+                <w:color w:val="1A1A1A"/>
+                <w:sz w:val="21"/>
+                <w:szCs w:val="21"/>
+              </w:rPr>
+              <w:t xml:space="preserve">% of last year.</w:t>
+            </w:r>
+          </w:p>
+          <w:p>
+            <w:pPr>
+              <w:keepNext/>
+              <w:tabs>
+                <w:tab w:val="left" w:pos="1300"/>
+              </w:tabs>
+              <w:spacing w:before="0" w:after="30" w:line="264" w:lineRule="auto"/>
+              <w:ind w:left="1300" w:hanging="868"/>
+            </w:pPr>
+            <w:r>
+              <w:rPr>
+                <w:rFonts w:ascii="Avenir Next" w:hAnsi="Avenir Next" w:cs="Avenir Next" w:eastAsia="Avenir Next"/>
+                <w:b/>
+                <w:color w:val="003A70"/>
+                <w:sz w:val="21"/>
+                <w:szCs w:val="21"/>
+              </w:rPr>
+              <w:t xml:space="preserve">Step 1</w:t>
+            </w:r>
+            <w:r>
+              <w:rPr>
+                <w:rFonts w:ascii="Avenir Next" w:hAnsi="Avenir Next" w:cs="Avenir Next" w:eastAsia="Avenir Next"/>
+                <w:color w:val="1A1A1A"/>
+                <w:sz w:val="21"/>
+                <w:szCs w:val="21"/>
+              </w:rPr>
+              <w:tab/>
+            </w:r>
+            <w:r>
+              <w:rPr>
+                <w:rFonts w:ascii="Avenir Next" w:hAnsi="Avenir Next" w:cs="Avenir Next" w:eastAsia="Avenir Next"/>
+                <w:color w:val="1A1A1A"/>
+                <w:sz w:val="22"/>
+                <w:szCs w:val="22"/>
+              </w:rPr>
+              <w:t xml:space="preserve">Last year, 20 members, is the whole, 100%.</w:t>
+            </w:r>
+          </w:p>
+          <w:p>
+            <w:pPr>
+              <w:keepNext/>
+              <w:tabs>
+                <w:tab w:val="left" w:pos="1300"/>
+              </w:tabs>
+              <w:spacing w:before="0" w:after="30" w:line="264" w:lineRule="auto"/>
+              <w:ind w:left="1300" w:hanging="868"/>
+            </w:pPr>
+            <w:r>
+              <w:rPr>
+                <w:rFonts w:ascii="Avenir Next" w:hAnsi="Avenir Next" w:cs="Avenir Next" w:eastAsia="Avenir Next"/>
+                <w:b/>
+                <w:color w:val="003A70"/>
+                <w:sz w:val="21"/>
+                <w:szCs w:val="21"/>
+              </w:rPr>
+              <w:t xml:space="preserve">Step 2</w:t>
+            </w:r>
+            <w:r>
+              <w:rPr>
+                <w:rFonts w:ascii="Avenir Next" w:hAnsi="Avenir Next" w:cs="Avenir Next" w:eastAsia="Avenir Next"/>
+                <w:color w:val="1A1A1A"/>
+                <w:sz w:val="21"/>
+                <w:szCs w:val="21"/>
+              </w:rPr>
+              <w:tab/>
+            </w:r>
+            <w:r>
+              <w:rPr>
+                <w:rFonts w:ascii="Avenir Next" w:hAnsi="Avenir Next" w:cs="Avenir Next" w:eastAsia="Avenir Next"/>
+                <w:color w:val="1A1A1A"/>
+                <w:sz w:val="22"/>
+                <w:szCs w:val="22"/>
+              </w:rPr>
+              <w:t xml:space="preserve">20 × 5 = 100. Multiply 33 by 5 too.</w:t>
             </w:r>
           </w:p>
           <w:p>
@@ -4756,8 +5034,8 @@
                 <w:rFonts w:ascii="Avenir Next" w:hAnsi="Avenir Next" w:cs="Avenir Next" w:eastAsia="Avenir Next"/>
                 <w:b/>
                 <w:color w:val="1A1A1A"/>
-                <w:sz w:val="18"/>
-                <w:szCs w:val="18"/>
+                <w:sz w:val="21"/>
+                <w:szCs w:val="21"/>
               </w:rPr>
               <w:t xml:space="preserve">Answer</w:t>
             </w:r>
@@ -4765,8 +5043,8 @@
               <w:rPr>
                 <w:rFonts w:ascii="Avenir Next" w:hAnsi="Avenir Next" w:cs="Avenir Next" w:eastAsia="Avenir Next"/>
                 <w:color w:val="1A1A1A"/>
-                <w:sz w:val="18"/>
-                <w:szCs w:val="18"/>
+                <w:sz w:val="21"/>
+                <w:szCs w:val="21"/>
               </w:rPr>
               <w:tab/>
             </w:r>
@@ -4774,8 +5052,8 @@
               <w:rPr>
                 <w:rFonts w:ascii="Avenir Next" w:hAnsi="Avenir Next" w:cs="Avenir Next" w:eastAsia="Avenir Next"/>
                 <w:color w:val="1A1A1A"/>
-                <w:sz w:val="18"/>
-                <w:szCs w:val="18"/>
+                <w:sz w:val="21"/>
+                <w:szCs w:val="21"/>
               </w:rPr>
               <w:t xml:space="preserve">  %</w:t>
             </w:r>
@@ -4840,8 +5118,8 @@
                 <w:rFonts w:ascii="Avenir Next" w:hAnsi="Avenir Next" w:cs="Avenir Next" w:eastAsia="Avenir Next"/>
                 <w:b/>
                 <w:color w:val="1A1A1A"/>
-                <w:sz w:val="22"/>
-                <w:szCs w:val="22"/>
+                <w:sz w:val="24"/>
+                <w:szCs w:val="24"/>
               </w:rPr>
               <w:t xml:space="preserve">5.</w:t>
             </w:r>
@@ -4849,8 +5127,8 @@
               <w:rPr>
                 <w:rFonts w:ascii="Avenir Next" w:hAnsi="Avenir Next" w:cs="Avenir Next" w:eastAsia="Avenir Next"/>
                 <w:color w:val="1A1A1A"/>
-                <w:sz w:val="22"/>
-                <w:szCs w:val="22"/>
+                <w:sz w:val="24"/>
+                <w:szCs w:val="24"/>
               </w:rPr>
               <w:tab/>
             </w:r>
@@ -4859,8 +5137,8 @@
                 <w:rFonts w:ascii="Avenir Next" w:hAnsi="Avenir Next" w:cs="Avenir Next" w:eastAsia="Avenir Next"/>
                 <w:b/>
                 <w:color w:val="1A1A1A"/>
-                <w:sz w:val="22"/>
-                <w:szCs w:val="22"/>
+                <w:sz w:val="24"/>
+                <w:szCs w:val="24"/>
               </w:rPr>
               <w:t xml:space="preserve">Find the Error.  </w:t>
             </w:r>
@@ -4868,8 +5146,8 @@
               <w:rPr>
                 <w:rFonts w:ascii="Avenir Next" w:hAnsi="Avenir Next" w:cs="Avenir Next" w:eastAsia="Avenir Next"/>
                 <w:color w:val="1A1A1A"/>
-                <w:sz w:val="22"/>
-                <w:szCs w:val="22"/>
+                <w:sz w:val="24"/>
+                <w:szCs w:val="24"/>
               </w:rPr>
               <w:t xml:space="preserve">Malik says 60 cm is 60% of 30 cm. Explain his mistake and fix it.</w:t>
             </w:r>
@@ -4895,8 +5173,8 @@
                 <w:rFonts w:ascii="Avenir Next" w:hAnsi="Avenir Next" w:cs="Avenir Next" w:eastAsia="Avenir Next"/>
                 <w:i/>
                 <w:color w:val="1A1A1A"/>
-                <w:sz w:val="18"/>
-                <w:szCs w:val="18"/>
+                <w:sz w:val="21"/>
+                <w:szCs w:val="21"/>
               </w:rPr>
               <w:t xml:space="preserve">Malik is wrong because 60 is </w:t>
             </w:r>
@@ -4904,8 +5182,8 @@
               <w:rPr>
                 <w:rFonts w:ascii="Avenir Next" w:hAnsi="Avenir Next" w:cs="Avenir Next" w:eastAsia="Avenir Next"/>
                 <w:color w:val="1A1A1A"/>
-                <w:sz w:val="18"/>
-                <w:szCs w:val="18"/>
+                <w:sz w:val="21"/>
+                <w:szCs w:val="21"/>
                 <w:u w:val="single"/>
               </w:rPr>
               <w:t xml:space="preserve">      </w:t>
@@ -4915,8 +5193,8 @@
                 <w:rFonts w:ascii="Avenir Next" w:hAnsi="Avenir Next" w:cs="Avenir Next" w:eastAsia="Avenir Next"/>
                 <w:i/>
                 <w:color w:val="1A1A1A"/>
-                <w:sz w:val="18"/>
-                <w:szCs w:val="18"/>
+                <w:sz w:val="21"/>
+                <w:szCs w:val="21"/>
               </w:rPr>
               <w:t xml:space="preserve"> times 30, so 60 cm is </w:t>
             </w:r>
@@ -4924,8 +5202,8 @@
               <w:rPr>
                 <w:rFonts w:ascii="Avenir Next" w:hAnsi="Avenir Next" w:cs="Avenir Next" w:eastAsia="Avenir Next"/>
                 <w:color w:val="1A1A1A"/>
-                <w:sz w:val="18"/>
-                <w:szCs w:val="18"/>
+                <w:sz w:val="21"/>
+                <w:szCs w:val="21"/>
                 <w:u w:val="single"/>
               </w:rPr>
               <w:t xml:space="preserve">      </w:t>
@@ -4935,8 +5213,8 @@
                 <w:rFonts w:ascii="Avenir Next" w:hAnsi="Avenir Next" w:cs="Avenir Next" w:eastAsia="Avenir Next"/>
                 <w:i/>
                 <w:color w:val="1A1A1A"/>
-                <w:sz w:val="18"/>
-                <w:szCs w:val="18"/>
+                <w:sz w:val="21"/>
+                <w:szCs w:val="21"/>
               </w:rPr>
               <w:t xml:space="preserve">% of 30 cm.</w:t>
             </w:r>
@@ -5030,6 +5308,7 @@
           <w:tab w:val="right" w:pos="9504"/>
         </w:tabs>
         <w:spacing w:before="90" w:after="50" w:line="240" w:lineRule="auto"/>
+        <w:outlineLvl w:val="1"/>
       </w:pPr>
       <w:r>
         <w:rPr>
@@ -5037,8 +5316,8 @@
           <w:b/>
           <w:color w:val="003A70"/>
           <w:spacing w:val="14"/>
-          <w:sz w:val="21"/>
-          <w:szCs w:val="21"/>
+          <w:sz w:val="22"/>
+          <w:szCs w:val="22"/>
         </w:rPr>
         <w:t xml:space="preserve">TEST PRACTICE</w:t>
       </w:r>
@@ -5114,8 +5393,8 @@
                 <w:rFonts w:ascii="Avenir Next" w:hAnsi="Avenir Next" w:cs="Avenir Next" w:eastAsia="Avenir Next"/>
                 <w:b/>
                 <w:color w:val="1A1A1A"/>
-                <w:sz w:val="22"/>
-                <w:szCs w:val="22"/>
+                <w:sz w:val="24"/>
+                <w:szCs w:val="24"/>
               </w:rPr>
               <w:t xml:space="preserve">6.</w:t>
             </w:r>
@@ -5123,8 +5402,8 @@
               <w:rPr>
                 <w:rFonts w:ascii="Avenir Next" w:hAnsi="Avenir Next" w:cs="Avenir Next" w:eastAsia="Avenir Next"/>
                 <w:color w:val="1A1A1A"/>
-                <w:sz w:val="22"/>
-                <w:szCs w:val="22"/>
+                <w:sz w:val="24"/>
+                <w:szCs w:val="24"/>
               </w:rPr>
               <w:tab/>
             </w:r>
@@ -5132,10 +5411,86 @@
               <w:rPr>
                 <w:rFonts w:ascii="Avenir Next" w:hAnsi="Avenir Next" w:cs="Avenir Next" w:eastAsia="Avenir Next"/>
                 <w:color w:val="1A1A1A"/>
-                <w:sz w:val="22"/>
-                <w:szCs w:val="22"/>
+                <w:sz w:val="24"/>
+                <w:szCs w:val="24"/>
               </w:rPr>
               <w:t xml:space="preserve">45 points is what percent of 30 points?</w:t>
+            </w:r>
+          </w:p>
+          <w:p>
+            <w:pPr>
+              <w:keepNext/>
+              <w:tabs>
+                <w:tab w:val="left" w:pos="1300"/>
+              </w:tabs>
+              <w:spacing w:before="0" w:after="30" w:line="264" w:lineRule="auto"/>
+              <w:ind w:left="1300" w:hanging="868"/>
+            </w:pPr>
+            <w:r>
+              <w:rPr>
+                <w:rFonts w:ascii="Avenir Next" w:hAnsi="Avenir Next" w:cs="Avenir Next" w:eastAsia="Avenir Next"/>
+                <w:b/>
+                <w:color w:val="003A70"/>
+                <w:sz w:val="21"/>
+                <w:szCs w:val="21"/>
+              </w:rPr>
+              <w:t xml:space="preserve">Step 1</w:t>
+            </w:r>
+            <w:r>
+              <w:rPr>
+                <w:rFonts w:ascii="Avenir Next" w:hAnsi="Avenir Next" w:cs="Avenir Next" w:eastAsia="Avenir Next"/>
+                <w:color w:val="1A1A1A"/>
+                <w:sz w:val="21"/>
+                <w:szCs w:val="21"/>
+              </w:rPr>
+              <w:tab/>
+            </w:r>
+            <w:r>
+              <w:rPr>
+                <w:rFonts w:ascii="Avenir Next" w:hAnsi="Avenir Next" w:cs="Avenir Next" w:eastAsia="Avenir Next"/>
+                <w:color w:val="1A1A1A"/>
+                <w:sz w:val="22"/>
+                <w:szCs w:val="22"/>
+              </w:rPr>
+              <w:t xml:space="preserve">30 points is the whole, 100%.</w:t>
+            </w:r>
+          </w:p>
+          <w:p>
+            <w:pPr>
+              <w:keepNext/>
+              <w:tabs>
+                <w:tab w:val="left" w:pos="1300"/>
+              </w:tabs>
+              <w:spacing w:before="0" w:after="30" w:line="264" w:lineRule="auto"/>
+              <w:ind w:left="1300" w:hanging="868"/>
+            </w:pPr>
+            <w:r>
+              <w:rPr>
+                <w:rFonts w:ascii="Avenir Next" w:hAnsi="Avenir Next" w:cs="Avenir Next" w:eastAsia="Avenir Next"/>
+                <w:b/>
+                <w:color w:val="003A70"/>
+                <w:sz w:val="21"/>
+                <w:szCs w:val="21"/>
+              </w:rPr>
+              <w:t xml:space="preserve">Step 2</w:t>
+            </w:r>
+            <w:r>
+              <w:rPr>
+                <w:rFonts w:ascii="Avenir Next" w:hAnsi="Avenir Next" w:cs="Avenir Next" w:eastAsia="Avenir Next"/>
+                <w:color w:val="1A1A1A"/>
+                <w:sz w:val="21"/>
+                <w:szCs w:val="21"/>
+              </w:rPr>
+              <w:tab/>
+            </w:r>
+            <w:r>
+              <w:rPr>
+                <w:rFonts w:ascii="Avenir Next" w:hAnsi="Avenir Next" w:cs="Avenir Next" w:eastAsia="Avenir Next"/>
+                <w:color w:val="1A1A1A"/>
+                <w:sz w:val="22"/>
+                <w:szCs w:val="22"/>
+              </w:rPr>
+              <w:t xml:space="preserve">Find 45 ÷ 30. Then multiply by 100%.</w:t>
             </w:r>
           </w:p>
           <w:tbl>
@@ -5188,8 +5543,8 @@
                       <w:rFonts w:ascii="Avenir Next" w:hAnsi="Avenir Next" w:cs="Avenir Next" w:eastAsia="Avenir Next"/>
                       <w:b/>
                       <w:color w:val="003A70"/>
-                      <w:sz w:val="21"/>
-                      <w:szCs w:val="21"/>
+                      <w:sz w:val="23"/>
+                      <w:szCs w:val="23"/>
                     </w:rPr>
                     <w:t xml:space="preserve">A</w:t>
                   </w:r>
@@ -5197,8 +5552,8 @@
                     <w:rPr>
                       <w:rFonts w:ascii="Avenir Next" w:hAnsi="Avenir Next" w:cs="Avenir Next" w:eastAsia="Avenir Next"/>
                       <w:color w:val="1A1A1A"/>
-                      <w:sz w:val="21"/>
-                      <w:szCs w:val="21"/>
+                      <w:sz w:val="23"/>
+                      <w:szCs w:val="23"/>
                     </w:rPr>
                     <w:tab/>
                   </w:r>
@@ -5206,8 +5561,8 @@
                     <w:rPr>
                       <w:rFonts w:ascii="Avenir Next" w:hAnsi="Avenir Next" w:cs="Avenir Next" w:eastAsia="Avenir Next"/>
                       <w:color w:val="1A1A1A"/>
-                      <w:sz w:val="21"/>
-                      <w:szCs w:val="21"/>
+                      <w:sz w:val="23"/>
+                      <w:szCs w:val="23"/>
                     </w:rPr>
                     <w:t xml:space="preserve">15%</w:t>
                   </w:r>
@@ -5231,8 +5586,8 @@
                       <w:rFonts w:ascii="Avenir Next" w:hAnsi="Avenir Next" w:cs="Avenir Next" w:eastAsia="Avenir Next"/>
                       <w:b/>
                       <w:color w:val="003A70"/>
-                      <w:sz w:val="21"/>
-                      <w:szCs w:val="21"/>
+                      <w:sz w:val="23"/>
+                      <w:szCs w:val="23"/>
                     </w:rPr>
                     <w:t xml:space="preserve">B</w:t>
                   </w:r>
@@ -5240,8 +5595,8 @@
                     <w:rPr>
                       <w:rFonts w:ascii="Avenir Next" w:hAnsi="Avenir Next" w:cs="Avenir Next" w:eastAsia="Avenir Next"/>
                       <w:color w:val="1A1A1A"/>
-                      <w:sz w:val="21"/>
-                      <w:szCs w:val="21"/>
+                      <w:sz w:val="23"/>
+                      <w:szCs w:val="23"/>
                     </w:rPr>
                     <w:tab/>
                   </w:r>
@@ -5249,8 +5604,8 @@
                     <w:rPr>
                       <w:rFonts w:ascii="Avenir Next" w:hAnsi="Avenir Next" w:cs="Avenir Next" w:eastAsia="Avenir Next"/>
                       <w:color w:val="1A1A1A"/>
-                      <w:sz w:val="21"/>
-                      <w:szCs w:val="21"/>
+                      <w:sz w:val="23"/>
+                      <w:szCs w:val="23"/>
                     </w:rPr>
                     <w:t xml:space="preserve">45%</w:t>
                   </w:r>
@@ -5274,8 +5629,8 @@
                       <w:rFonts w:ascii="Avenir Next" w:hAnsi="Avenir Next" w:cs="Avenir Next" w:eastAsia="Avenir Next"/>
                       <w:b/>
                       <w:color w:val="003A70"/>
-                      <w:sz w:val="21"/>
-                      <w:szCs w:val="21"/>
+                      <w:sz w:val="23"/>
+                      <w:szCs w:val="23"/>
                     </w:rPr>
                     <w:t xml:space="preserve">C</w:t>
                   </w:r>
@@ -5283,8 +5638,8 @@
                     <w:rPr>
                       <w:rFonts w:ascii="Avenir Next" w:hAnsi="Avenir Next" w:cs="Avenir Next" w:eastAsia="Avenir Next"/>
                       <w:color w:val="1A1A1A"/>
-                      <w:sz w:val="21"/>
-                      <w:szCs w:val="21"/>
+                      <w:sz w:val="23"/>
+                      <w:szCs w:val="23"/>
                     </w:rPr>
                     <w:tab/>
                   </w:r>
@@ -5292,8 +5647,8 @@
                     <w:rPr>
                       <w:rFonts w:ascii="Avenir Next" w:hAnsi="Avenir Next" w:cs="Avenir Next" w:eastAsia="Avenir Next"/>
                       <w:color w:val="1A1A1A"/>
-                      <w:sz w:val="21"/>
-                      <w:szCs w:val="21"/>
+                      <w:sz w:val="23"/>
+                      <w:szCs w:val="23"/>
                     </w:rPr>
                     <w:t xml:space="preserve">115%</w:t>
                   </w:r>
@@ -5317,8 +5672,8 @@
                       <w:rFonts w:ascii="Avenir Next" w:hAnsi="Avenir Next" w:cs="Avenir Next" w:eastAsia="Avenir Next"/>
                       <w:b/>
                       <w:color w:val="003A70"/>
-                      <w:sz w:val="21"/>
-                      <w:szCs w:val="21"/>
+                      <w:sz w:val="23"/>
+                      <w:szCs w:val="23"/>
                     </w:rPr>
                     <w:t xml:space="preserve">D</w:t>
                   </w:r>
@@ -5326,8 +5681,8 @@
                     <w:rPr>
                       <w:rFonts w:ascii="Avenir Next" w:hAnsi="Avenir Next" w:cs="Avenir Next" w:eastAsia="Avenir Next"/>
                       <w:color w:val="1A1A1A"/>
-                      <w:sz w:val="21"/>
-                      <w:szCs w:val="21"/>
+                      <w:sz w:val="23"/>
+                      <w:szCs w:val="23"/>
                     </w:rPr>
                     <w:tab/>
                   </w:r>
@@ -5335,8 +5690,8 @@
                     <w:rPr>
                       <w:rFonts w:ascii="Avenir Next" w:hAnsi="Avenir Next" w:cs="Avenir Next" w:eastAsia="Avenir Next"/>
                       <w:color w:val="1A1A1A"/>
-                      <w:sz w:val="21"/>
-                      <w:szCs w:val="21"/>
+                      <w:sz w:val="23"/>
+                      <w:szCs w:val="23"/>
                     </w:rPr>
                     <w:t xml:space="preserve">150%</w:t>
                   </w:r>
@@ -5409,8 +5764,8 @@
                 <w:rFonts w:ascii="Avenir Next" w:hAnsi="Avenir Next" w:cs="Avenir Next" w:eastAsia="Avenir Next"/>
                 <w:b/>
                 <w:color w:val="1A1A1A"/>
-                <w:sz w:val="22"/>
-                <w:szCs w:val="22"/>
+                <w:sz w:val="24"/>
+                <w:szCs w:val="24"/>
               </w:rPr>
               <w:t xml:space="preserve">7.</w:t>
             </w:r>
@@ -5418,8 +5773,8 @@
               <w:rPr>
                 <w:rFonts w:ascii="Avenir Next" w:hAnsi="Avenir Next" w:cs="Avenir Next" w:eastAsia="Avenir Next"/>
                 <w:color w:val="1A1A1A"/>
-                <w:sz w:val="22"/>
-                <w:szCs w:val="22"/>
+                <w:sz w:val="24"/>
+                <w:szCs w:val="24"/>
               </w:rPr>
               <w:tab/>
             </w:r>
@@ -5427,10 +5782,86 @@
               <w:rPr>
                 <w:rFonts w:ascii="Avenir Next" w:hAnsi="Avenir Next" w:cs="Avenir Next" w:eastAsia="Avenir Next"/>
                 <w:color w:val="1A1A1A"/>
-                <w:sz w:val="22"/>
-                <w:szCs w:val="22"/>
+                <w:sz w:val="24"/>
+                <w:szCs w:val="24"/>
               </w:rPr>
               <w:t xml:space="preserve">250% of an amount is how many times the amount?</w:t>
+            </w:r>
+          </w:p>
+          <w:p>
+            <w:pPr>
+              <w:keepNext/>
+              <w:tabs>
+                <w:tab w:val="left" w:pos="1300"/>
+              </w:tabs>
+              <w:spacing w:before="0" w:after="30" w:line="264" w:lineRule="auto"/>
+              <w:ind w:left="1300" w:hanging="868"/>
+            </w:pPr>
+            <w:r>
+              <w:rPr>
+                <w:rFonts w:ascii="Avenir Next" w:hAnsi="Avenir Next" w:cs="Avenir Next" w:eastAsia="Avenir Next"/>
+                <w:b/>
+                <w:color w:val="003A70"/>
+                <w:sz w:val="21"/>
+                <w:szCs w:val="21"/>
+              </w:rPr>
+              <w:t xml:space="preserve">Step 1</w:t>
+            </w:r>
+            <w:r>
+              <w:rPr>
+                <w:rFonts w:ascii="Avenir Next" w:hAnsi="Avenir Next" w:cs="Avenir Next" w:eastAsia="Avenir Next"/>
+                <w:color w:val="1A1A1A"/>
+                <w:sz w:val="21"/>
+                <w:szCs w:val="21"/>
+              </w:rPr>
+              <w:tab/>
+            </w:r>
+            <w:r>
+              <w:rPr>
+                <w:rFonts w:ascii="Avenir Next" w:hAnsi="Avenir Next" w:cs="Avenir Next" w:eastAsia="Avenir Next"/>
+                <w:color w:val="1A1A1A"/>
+                <w:sz w:val="22"/>
+                <w:szCs w:val="22"/>
+              </w:rPr>
+              <w:t xml:space="preserve">100% is 1 time the amount. 200% is 2 times.</w:t>
+            </w:r>
+          </w:p>
+          <w:p>
+            <w:pPr>
+              <w:keepNext/>
+              <w:tabs>
+                <w:tab w:val="left" w:pos="1300"/>
+              </w:tabs>
+              <w:spacing w:before="0" w:after="30" w:line="264" w:lineRule="auto"/>
+              <w:ind w:left="1300" w:hanging="868"/>
+            </w:pPr>
+            <w:r>
+              <w:rPr>
+                <w:rFonts w:ascii="Avenir Next" w:hAnsi="Avenir Next" w:cs="Avenir Next" w:eastAsia="Avenir Next"/>
+                <w:b/>
+                <w:color w:val="003A70"/>
+                <w:sz w:val="21"/>
+                <w:szCs w:val="21"/>
+              </w:rPr>
+              <w:t xml:space="preserve">Step 2</w:t>
+            </w:r>
+            <w:r>
+              <w:rPr>
+                <w:rFonts w:ascii="Avenir Next" w:hAnsi="Avenir Next" w:cs="Avenir Next" w:eastAsia="Avenir Next"/>
+                <w:color w:val="1A1A1A"/>
+                <w:sz w:val="21"/>
+                <w:szCs w:val="21"/>
+              </w:rPr>
+              <w:tab/>
+            </w:r>
+            <w:r>
+              <w:rPr>
+                <w:rFonts w:ascii="Avenir Next" w:hAnsi="Avenir Next" w:cs="Avenir Next" w:eastAsia="Avenir Next"/>
+                <w:color w:val="1A1A1A"/>
+                <w:sz w:val="22"/>
+                <w:szCs w:val="22"/>
+              </w:rPr>
+              <w:t xml:space="preserve">Divide the percent by 100 to find how many times.</w:t>
             </w:r>
           </w:p>
           <w:tbl>
@@ -5483,8 +5914,8 @@
                       <w:rFonts w:ascii="Avenir Next" w:hAnsi="Avenir Next" w:cs="Avenir Next" w:eastAsia="Avenir Next"/>
                       <w:b/>
                       <w:color w:val="003A70"/>
-                      <w:sz w:val="21"/>
-                      <w:szCs w:val="21"/>
+                      <w:sz w:val="23"/>
+                      <w:szCs w:val="23"/>
                     </w:rPr>
                     <w:t xml:space="preserve">A</w:t>
                   </w:r>
@@ -5492,8 +5923,8 @@
                     <w:rPr>
                       <w:rFonts w:ascii="Avenir Next" w:hAnsi="Avenir Next" w:cs="Avenir Next" w:eastAsia="Avenir Next"/>
                       <w:color w:val="1A1A1A"/>
-                      <w:sz w:val="21"/>
-                      <w:szCs w:val="21"/>
+                      <w:sz w:val="23"/>
+                      <w:szCs w:val="23"/>
                     </w:rPr>
                     <w:tab/>
                   </w:r>
@@ -5501,8 +5932,8 @@
                     <w:rPr>
                       <w:rFonts w:ascii="Avenir Next" w:hAnsi="Avenir Next" w:cs="Avenir Next" w:eastAsia="Avenir Next"/>
                       <w:color w:val="1A1A1A"/>
-                      <w:sz w:val="21"/>
-                      <w:szCs w:val="21"/>
+                      <w:sz w:val="23"/>
+                      <w:szCs w:val="23"/>
                     </w:rPr>
                     <w:t xml:space="preserve">0.25 times</w:t>
                   </w:r>
@@ -5526,8 +5957,8 @@
                       <w:rFonts w:ascii="Avenir Next" w:hAnsi="Avenir Next" w:cs="Avenir Next" w:eastAsia="Avenir Next"/>
                       <w:b/>
                       <w:color w:val="003A70"/>
-                      <w:sz w:val="21"/>
-                      <w:szCs w:val="21"/>
+                      <w:sz w:val="23"/>
+                      <w:szCs w:val="23"/>
                     </w:rPr>
                     <w:t xml:space="preserve">B</w:t>
                   </w:r>
@@ -5535,8 +5966,8 @@
                     <w:rPr>
                       <w:rFonts w:ascii="Avenir Next" w:hAnsi="Avenir Next" w:cs="Avenir Next" w:eastAsia="Avenir Next"/>
                       <w:color w:val="1A1A1A"/>
-                      <w:sz w:val="21"/>
-                      <w:szCs w:val="21"/>
+                      <w:sz w:val="23"/>
+                      <w:szCs w:val="23"/>
                     </w:rPr>
                     <w:tab/>
                   </w:r>
@@ -5544,8 +5975,8 @@
                     <w:rPr>
                       <w:rFonts w:ascii="Avenir Next" w:hAnsi="Avenir Next" w:cs="Avenir Next" w:eastAsia="Avenir Next"/>
                       <w:color w:val="1A1A1A"/>
-                      <w:sz w:val="21"/>
-                      <w:szCs w:val="21"/>
+                      <w:sz w:val="23"/>
+                      <w:szCs w:val="23"/>
                     </w:rPr>
                     <w:t xml:space="preserve">2.5 times</w:t>
                   </w:r>
@@ -5569,8 +6000,8 @@
                       <w:rFonts w:ascii="Avenir Next" w:hAnsi="Avenir Next" w:cs="Avenir Next" w:eastAsia="Avenir Next"/>
                       <w:b/>
                       <w:color w:val="003A70"/>
-                      <w:sz w:val="21"/>
-                      <w:szCs w:val="21"/>
+                      <w:sz w:val="23"/>
+                      <w:szCs w:val="23"/>
                     </w:rPr>
                     <w:t xml:space="preserve">C</w:t>
                   </w:r>
@@ -5578,8 +6009,8 @@
                     <w:rPr>
                       <w:rFonts w:ascii="Avenir Next" w:hAnsi="Avenir Next" w:cs="Avenir Next" w:eastAsia="Avenir Next"/>
                       <w:color w:val="1A1A1A"/>
-                      <w:sz w:val="21"/>
-                      <w:szCs w:val="21"/>
+                      <w:sz w:val="23"/>
+                      <w:szCs w:val="23"/>
                     </w:rPr>
                     <w:tab/>
                   </w:r>
@@ -5587,8 +6018,8 @@
                     <w:rPr>
                       <w:rFonts w:ascii="Avenir Next" w:hAnsi="Avenir Next" w:cs="Avenir Next" w:eastAsia="Avenir Next"/>
                       <w:color w:val="1A1A1A"/>
-                      <w:sz w:val="21"/>
-                      <w:szCs w:val="21"/>
+                      <w:sz w:val="23"/>
+                      <w:szCs w:val="23"/>
                     </w:rPr>
                     <w:t xml:space="preserve">25 times</w:t>
                   </w:r>
@@ -5612,8 +6043,8 @@
                       <w:rFonts w:ascii="Avenir Next" w:hAnsi="Avenir Next" w:cs="Avenir Next" w:eastAsia="Avenir Next"/>
                       <w:b/>
                       <w:color w:val="003A70"/>
-                      <w:sz w:val="21"/>
-                      <w:szCs w:val="21"/>
+                      <w:sz w:val="23"/>
+                      <w:szCs w:val="23"/>
                     </w:rPr>
                     <w:t xml:space="preserve">D</w:t>
                   </w:r>
@@ -5621,8 +6052,8 @@
                     <w:rPr>
                       <w:rFonts w:ascii="Avenir Next" w:hAnsi="Avenir Next" w:cs="Avenir Next" w:eastAsia="Avenir Next"/>
                       <w:color w:val="1A1A1A"/>
-                      <w:sz w:val="21"/>
-                      <w:szCs w:val="21"/>
+                      <w:sz w:val="23"/>
+                      <w:szCs w:val="23"/>
                     </w:rPr>
                     <w:tab/>
                   </w:r>
@@ -5630,8 +6061,8 @@
                     <w:rPr>
                       <w:rFonts w:ascii="Avenir Next" w:hAnsi="Avenir Next" w:cs="Avenir Next" w:eastAsia="Avenir Next"/>
                       <w:color w:val="1A1A1A"/>
-                      <w:sz w:val="21"/>
-                      <w:szCs w:val="21"/>
+                      <w:sz w:val="23"/>
+                      <w:szCs w:val="23"/>
                     </w:rPr>
                     <w:t xml:space="preserve">250 times</w:t>
                   </w:r>
